--- a/Word_Doc/Practical-10.docx
+++ b/Word_Doc/Practical-10.docx
@@ -183,165 +183,65 @@
           <w:lang w:val="en-IN"/>
         </w:rPr>
         <w:br/>
-        <w:t xml:space="preserve">import </w:t>
-      </w:r>
-      <w:proofErr w:type="spellStart"/>
-      <w:r>
-        <w:rPr>
-          <w:rFonts w:ascii="Segoe UI" w:hAnsi="Segoe UI" w:cs="Segoe UI"/>
-          <w:sz w:val="20"/>
-          <w:szCs w:val="20"/>
-          <w:lang w:val="en-IN"/>
-        </w:rPr>
-        <w:t>java.util.concurrent.ExecutorService</w:t>
-      </w:r>
-      <w:proofErr w:type="spellEnd"/>
-      <w:r>
-        <w:rPr>
-          <w:rFonts w:ascii="Segoe UI" w:hAnsi="Segoe UI" w:cs="Segoe UI"/>
-          <w:sz w:val="20"/>
-          <w:szCs w:val="20"/>
-          <w:lang w:val="en-IN"/>
-        </w:rPr>
-        <w:t>;</w:t>
-      </w:r>
-      <w:r>
-        <w:rPr>
-          <w:rFonts w:ascii="Segoe UI" w:hAnsi="Segoe UI" w:cs="Segoe UI"/>
-          <w:sz w:val="20"/>
-          <w:szCs w:val="20"/>
-          <w:lang w:val="en-IN"/>
-        </w:rPr>
-        <w:br/>
-        <w:t xml:space="preserve">import </w:t>
-      </w:r>
-      <w:proofErr w:type="spellStart"/>
-      <w:r>
-        <w:rPr>
-          <w:rFonts w:ascii="Segoe UI" w:hAnsi="Segoe UI" w:cs="Segoe UI"/>
-          <w:sz w:val="20"/>
-          <w:szCs w:val="20"/>
-          <w:lang w:val="en-IN"/>
-        </w:rPr>
-        <w:t>java.util.concurrent.Executors</w:t>
-      </w:r>
-      <w:proofErr w:type="spellEnd"/>
-      <w:r>
-        <w:rPr>
-          <w:rFonts w:ascii="Segoe UI" w:hAnsi="Segoe UI" w:cs="Segoe UI"/>
-          <w:sz w:val="20"/>
-          <w:szCs w:val="20"/>
-          <w:lang w:val="en-IN"/>
-        </w:rPr>
-        <w:t>;</w:t>
-      </w:r>
-      <w:r>
-        <w:rPr>
-          <w:rFonts w:ascii="Segoe UI" w:hAnsi="Segoe UI" w:cs="Segoe UI"/>
-          <w:sz w:val="20"/>
-          <w:szCs w:val="20"/>
-          <w:lang w:val="en-IN"/>
-        </w:rPr>
-        <w:br/>
-        <w:t xml:space="preserve">import </w:t>
-      </w:r>
-      <w:proofErr w:type="spellStart"/>
-      <w:r>
-        <w:rPr>
-          <w:rFonts w:ascii="Segoe UI" w:hAnsi="Segoe UI" w:cs="Segoe UI"/>
-          <w:sz w:val="20"/>
-          <w:szCs w:val="20"/>
-          <w:lang w:val="en-IN"/>
-        </w:rPr>
-        <w:t>java.util.concurrent.TimeUnit</w:t>
-      </w:r>
-      <w:proofErr w:type="spellEnd"/>
-      <w:r>
-        <w:rPr>
-          <w:rFonts w:ascii="Segoe UI" w:hAnsi="Segoe UI" w:cs="Segoe UI"/>
-          <w:sz w:val="20"/>
-          <w:szCs w:val="20"/>
-          <w:lang w:val="en-IN"/>
-        </w:rPr>
-        <w:t>;</w:t>
-      </w:r>
-      <w:r>
-        <w:rPr>
-          <w:rFonts w:ascii="Segoe UI" w:hAnsi="Segoe UI" w:cs="Segoe UI"/>
-          <w:sz w:val="20"/>
-          <w:szCs w:val="20"/>
-          <w:lang w:val="en-IN"/>
-        </w:rPr>
-        <w:br/>
-      </w:r>
-      <w:r>
-        <w:rPr>
-          <w:rFonts w:ascii="Segoe UI" w:hAnsi="Segoe UI" w:cs="Segoe UI"/>
-          <w:sz w:val="20"/>
-          <w:szCs w:val="20"/>
-          <w:lang w:val="en-IN"/>
-        </w:rPr>
-        <w:br/>
-        <w:t xml:space="preserve">public class </w:t>
-      </w:r>
-      <w:proofErr w:type="spellStart"/>
-      <w:r>
-        <w:rPr>
-          <w:rFonts w:ascii="Segoe UI" w:hAnsi="Segoe UI" w:cs="Segoe UI"/>
-          <w:sz w:val="20"/>
-          <w:szCs w:val="20"/>
-          <w:lang w:val="en-IN"/>
-        </w:rPr>
-        <w:t>Thread_Pool_Runner</w:t>
-      </w:r>
-      <w:proofErr w:type="spellEnd"/>
-      <w:r>
-        <w:rPr>
-          <w:rFonts w:ascii="Segoe UI" w:hAnsi="Segoe UI" w:cs="Segoe UI"/>
-          <w:sz w:val="20"/>
-          <w:szCs w:val="20"/>
-          <w:lang w:val="en-IN"/>
-        </w:rPr>
-        <w:t xml:space="preserve"> {</w:t>
-      </w:r>
-      <w:r>
-        <w:rPr>
-          <w:rFonts w:ascii="Segoe UI" w:hAnsi="Segoe UI" w:cs="Segoe UI"/>
-          <w:sz w:val="20"/>
-          <w:szCs w:val="20"/>
-          <w:lang w:val="en-IN"/>
-        </w:rPr>
-        <w:br/>
-      </w:r>
-      <w:r>
-        <w:rPr>
-          <w:rFonts w:ascii="Segoe UI" w:hAnsi="Segoe UI" w:cs="Segoe UI"/>
-          <w:sz w:val="20"/>
-          <w:szCs w:val="20"/>
-          <w:lang w:val="en-IN"/>
-        </w:rPr>
-        <w:br/>
-        <w:t xml:space="preserve">    public static void main(String[] </w:t>
-      </w:r>
-      <w:proofErr w:type="spellStart"/>
-      <w:r>
-        <w:rPr>
-          <w:rFonts w:ascii="Segoe UI" w:hAnsi="Segoe UI" w:cs="Segoe UI"/>
-          <w:sz w:val="20"/>
-          <w:szCs w:val="20"/>
-          <w:lang w:val="en-IN"/>
-        </w:rPr>
-        <w:t>args</w:t>
-      </w:r>
-      <w:proofErr w:type="spellEnd"/>
-      <w:r>
-        <w:rPr>
-          <w:rFonts w:ascii="Segoe UI" w:hAnsi="Segoe UI" w:cs="Segoe UI"/>
-          <w:sz w:val="20"/>
-          <w:szCs w:val="20"/>
-          <w:lang w:val="en-IN"/>
-        </w:rPr>
-        <w:t>) {</w:t>
+        <w:t>import java.util.concurrent.ExecutorService;</w:t>
+      </w:r>
+      <w:r>
+        <w:rPr>
+          <w:rFonts w:ascii="Segoe UI" w:hAnsi="Segoe UI" w:cs="Segoe UI"/>
+          <w:sz w:val="20"/>
+          <w:szCs w:val="20"/>
+          <w:lang w:val="en-IN"/>
+        </w:rPr>
+        <w:br/>
+        <w:t>import java.util.concurrent.Executors;</w:t>
+      </w:r>
+      <w:r>
+        <w:rPr>
+          <w:rFonts w:ascii="Segoe UI" w:hAnsi="Segoe UI" w:cs="Segoe UI"/>
+          <w:sz w:val="20"/>
+          <w:szCs w:val="20"/>
+          <w:lang w:val="en-IN"/>
+        </w:rPr>
+        <w:br/>
+        <w:t>import java.util.concurrent.TimeUnit;</w:t>
+      </w:r>
+      <w:r>
+        <w:rPr>
+          <w:rFonts w:ascii="Segoe UI" w:hAnsi="Segoe UI" w:cs="Segoe UI"/>
+          <w:sz w:val="20"/>
+          <w:szCs w:val="20"/>
+          <w:lang w:val="en-IN"/>
+        </w:rPr>
+        <w:br/>
+      </w:r>
+      <w:r>
+        <w:rPr>
+          <w:rFonts w:ascii="Segoe UI" w:hAnsi="Segoe UI" w:cs="Segoe UI"/>
+          <w:sz w:val="20"/>
+          <w:szCs w:val="20"/>
+          <w:lang w:val="en-IN"/>
+        </w:rPr>
+        <w:br/>
+        <w:t>public class Thread_Pool_Runner {</w:t>
+      </w:r>
+      <w:r>
+        <w:rPr>
+          <w:rFonts w:ascii="Segoe UI" w:hAnsi="Segoe UI" w:cs="Segoe UI"/>
+          <w:sz w:val="20"/>
+          <w:szCs w:val="20"/>
+          <w:lang w:val="en-IN"/>
+        </w:rPr>
+        <w:br/>
+      </w:r>
+      <w:r>
+        <w:rPr>
+          <w:rFonts w:ascii="Segoe UI" w:hAnsi="Segoe UI" w:cs="Segoe UI"/>
+          <w:sz w:val="20"/>
+          <w:szCs w:val="20"/>
+          <w:lang w:val="en-IN"/>
+        </w:rPr>
+        <w:br/>
+        <w:t xml:space="preserve">    public static void main(String[] args) {</w:t>
       </w:r>
       <w:r>
         <w:rPr>
@@ -383,17 +283,7 @@
           <w:szCs w:val="20"/>
           <w:lang w:val="en-IN"/>
         </w:rPr>
-        <w:t xml:space="preserve">ExecutorService executor = </w:t>
-      </w:r>
-      <w:proofErr w:type="spellStart"/>
-      <w:r>
-        <w:rPr>
-          <w:rFonts w:ascii="Segoe UI" w:hAnsi="Segoe UI" w:cs="Segoe UI"/>
-          <w:sz w:val="20"/>
-          <w:szCs w:val="20"/>
-          <w:lang w:val="en-IN"/>
-        </w:rPr>
-        <w:t>Executors.</w:t>
+        <w:t>ExecutorService executor = Executors.</w:t>
       </w:r>
       <w:r>
         <w:rPr>
@@ -406,7 +296,6 @@
         </w:rPr>
         <w:t>newFixedThreadPool</w:t>
       </w:r>
-      <w:proofErr w:type="spellEnd"/>
       <w:r>
         <w:rPr>
           <w:rFonts w:ascii="Segoe UI" w:hAnsi="Segoe UI" w:cs="Segoe UI"/>
@@ -465,167 +354,37 @@
           <w:szCs w:val="20"/>
           <w:lang w:val="en-IN"/>
         </w:rPr>
-        <w:t xml:space="preserve">for (int </w:t>
-      </w:r>
-      <w:proofErr w:type="spellStart"/>
-      <w:r>
-        <w:rPr>
-          <w:rFonts w:ascii="Segoe UI" w:hAnsi="Segoe UI" w:cs="Segoe UI"/>
-          <w:sz w:val="20"/>
-          <w:szCs w:val="20"/>
-          <w:lang w:val="en-IN"/>
-        </w:rPr>
-        <w:t>i</w:t>
-      </w:r>
-      <w:proofErr w:type="spellEnd"/>
-      <w:r>
-        <w:rPr>
-          <w:rFonts w:ascii="Segoe UI" w:hAnsi="Segoe UI" w:cs="Segoe UI"/>
-          <w:sz w:val="20"/>
-          <w:szCs w:val="20"/>
-          <w:lang w:val="en-IN"/>
-        </w:rPr>
-        <w:t xml:space="preserve"> = 1; </w:t>
-      </w:r>
-      <w:proofErr w:type="spellStart"/>
-      <w:r>
-        <w:rPr>
-          <w:rFonts w:ascii="Segoe UI" w:hAnsi="Segoe UI" w:cs="Segoe UI"/>
-          <w:sz w:val="20"/>
-          <w:szCs w:val="20"/>
-          <w:lang w:val="en-IN"/>
-        </w:rPr>
-        <w:t>i</w:t>
-      </w:r>
-      <w:proofErr w:type="spellEnd"/>
-      <w:r>
-        <w:rPr>
-          <w:rFonts w:ascii="Segoe UI" w:hAnsi="Segoe UI" w:cs="Segoe UI"/>
-          <w:sz w:val="20"/>
-          <w:szCs w:val="20"/>
-          <w:lang w:val="en-IN"/>
-        </w:rPr>
-        <w:t xml:space="preserve"> &lt;= 10; </w:t>
-      </w:r>
-      <w:proofErr w:type="spellStart"/>
-      <w:r>
-        <w:rPr>
-          <w:rFonts w:ascii="Segoe UI" w:hAnsi="Segoe UI" w:cs="Segoe UI"/>
-          <w:sz w:val="20"/>
-          <w:szCs w:val="20"/>
-          <w:lang w:val="en-IN"/>
-        </w:rPr>
-        <w:t>i</w:t>
-      </w:r>
-      <w:proofErr w:type="spellEnd"/>
-      <w:r>
-        <w:rPr>
-          <w:rFonts w:ascii="Segoe UI" w:hAnsi="Segoe UI" w:cs="Segoe UI"/>
-          <w:sz w:val="20"/>
-          <w:szCs w:val="20"/>
-          <w:lang w:val="en-IN"/>
-        </w:rPr>
-        <w:t>++) {</w:t>
-      </w:r>
-      <w:r>
-        <w:rPr>
-          <w:rFonts w:ascii="Segoe UI" w:hAnsi="Segoe UI" w:cs="Segoe UI"/>
-          <w:sz w:val="20"/>
-          <w:szCs w:val="20"/>
-          <w:lang w:val="en-IN"/>
-        </w:rPr>
-        <w:br/>
-        <w:t xml:space="preserve">            final int </w:t>
-      </w:r>
-      <w:proofErr w:type="spellStart"/>
-      <w:r>
-        <w:rPr>
-          <w:rFonts w:ascii="Segoe UI" w:hAnsi="Segoe UI" w:cs="Segoe UI"/>
-          <w:sz w:val="20"/>
-          <w:szCs w:val="20"/>
-          <w:lang w:val="en-IN"/>
-        </w:rPr>
-        <w:t>taskId</w:t>
-      </w:r>
-      <w:proofErr w:type="spellEnd"/>
-      <w:r>
-        <w:rPr>
-          <w:rFonts w:ascii="Segoe UI" w:hAnsi="Segoe UI" w:cs="Segoe UI"/>
-          <w:sz w:val="20"/>
-          <w:szCs w:val="20"/>
-          <w:lang w:val="en-IN"/>
-        </w:rPr>
-        <w:t xml:space="preserve"> = </w:t>
-      </w:r>
-      <w:proofErr w:type="spellStart"/>
-      <w:r>
-        <w:rPr>
-          <w:rFonts w:ascii="Segoe UI" w:hAnsi="Segoe UI" w:cs="Segoe UI"/>
-          <w:sz w:val="20"/>
-          <w:szCs w:val="20"/>
-          <w:lang w:val="en-IN"/>
-        </w:rPr>
-        <w:t>i</w:t>
-      </w:r>
-      <w:proofErr w:type="spellEnd"/>
-      <w:r>
-        <w:rPr>
-          <w:rFonts w:ascii="Segoe UI" w:hAnsi="Segoe UI" w:cs="Segoe UI"/>
-          <w:sz w:val="20"/>
-          <w:szCs w:val="20"/>
-          <w:lang w:val="en-IN"/>
-        </w:rPr>
-        <w:t>;</w:t>
-      </w:r>
-      <w:r>
-        <w:rPr>
-          <w:rFonts w:ascii="Segoe UI" w:hAnsi="Segoe UI" w:cs="Segoe UI"/>
-          <w:sz w:val="20"/>
-          <w:szCs w:val="20"/>
-          <w:lang w:val="en-IN"/>
-        </w:rPr>
-        <w:br/>
-        <w:t xml:space="preserve">            </w:t>
-      </w:r>
-      <w:proofErr w:type="spellStart"/>
-      <w:r>
-        <w:rPr>
-          <w:rFonts w:ascii="Segoe UI" w:hAnsi="Segoe UI" w:cs="Segoe UI"/>
-          <w:sz w:val="20"/>
-          <w:szCs w:val="20"/>
-          <w:lang w:val="en-IN"/>
-        </w:rPr>
-        <w:t>executor.submit</w:t>
-      </w:r>
-      <w:proofErr w:type="spellEnd"/>
-      <w:r>
-        <w:rPr>
-          <w:rFonts w:ascii="Segoe UI" w:hAnsi="Segoe UI" w:cs="Segoe UI"/>
-          <w:sz w:val="20"/>
-          <w:szCs w:val="20"/>
-          <w:lang w:val="en-IN"/>
-        </w:rPr>
-        <w:t>(() -&gt; {</w:t>
-      </w:r>
-      <w:r>
-        <w:rPr>
-          <w:rFonts w:ascii="Segoe UI" w:hAnsi="Segoe UI" w:cs="Segoe UI"/>
-          <w:sz w:val="20"/>
-          <w:szCs w:val="20"/>
-          <w:lang w:val="en-IN"/>
-        </w:rPr>
-        <w:br/>
-        <w:t xml:space="preserve">                </w:t>
-      </w:r>
-      <w:proofErr w:type="spellStart"/>
-      <w:r>
-        <w:rPr>
-          <w:rFonts w:ascii="Segoe UI" w:hAnsi="Segoe UI" w:cs="Segoe UI"/>
-          <w:sz w:val="20"/>
-          <w:szCs w:val="20"/>
-          <w:lang w:val="en-IN"/>
-        </w:rPr>
-        <w:t>System.</w:t>
+        <w:t>for (int i = 1; i &lt;= 10; i++) {</w:t>
+      </w:r>
+      <w:r>
+        <w:rPr>
+          <w:rFonts w:ascii="Segoe UI" w:hAnsi="Segoe UI" w:cs="Segoe UI"/>
+          <w:sz w:val="20"/>
+          <w:szCs w:val="20"/>
+          <w:lang w:val="en-IN"/>
+        </w:rPr>
+        <w:br/>
+        <w:t xml:space="preserve">            final int taskId = i;</w:t>
+      </w:r>
+      <w:r>
+        <w:rPr>
+          <w:rFonts w:ascii="Segoe UI" w:hAnsi="Segoe UI" w:cs="Segoe UI"/>
+          <w:sz w:val="20"/>
+          <w:szCs w:val="20"/>
+          <w:lang w:val="en-IN"/>
+        </w:rPr>
+        <w:br/>
+        <w:t xml:space="preserve">            executor.submit(() -&gt; {</w:t>
+      </w:r>
+      <w:r>
+        <w:rPr>
+          <w:rFonts w:ascii="Segoe UI" w:hAnsi="Segoe UI" w:cs="Segoe UI"/>
+          <w:sz w:val="20"/>
+          <w:szCs w:val="20"/>
+          <w:lang w:val="en-IN"/>
+        </w:rPr>
+        <w:br/>
+        <w:t xml:space="preserve">                System.</w:t>
       </w:r>
       <w:r>
         <w:rPr>
@@ -645,47 +404,7 @@
           <w:szCs w:val="20"/>
           <w:lang w:val="en-IN"/>
         </w:rPr>
-        <w:t>.println</w:t>
-      </w:r>
-      <w:proofErr w:type="spellEnd"/>
-      <w:r>
-        <w:rPr>
-          <w:rFonts w:ascii="Segoe UI" w:hAnsi="Segoe UI" w:cs="Segoe UI"/>
-          <w:sz w:val="20"/>
-          <w:szCs w:val="20"/>
-          <w:lang w:val="en-IN"/>
-        </w:rPr>
-        <w:t xml:space="preserve">("Task " + </w:t>
-      </w:r>
-      <w:proofErr w:type="spellStart"/>
-      <w:r>
-        <w:rPr>
-          <w:rFonts w:ascii="Segoe UI" w:hAnsi="Segoe UI" w:cs="Segoe UI"/>
-          <w:sz w:val="20"/>
-          <w:szCs w:val="20"/>
-          <w:lang w:val="en-IN"/>
-        </w:rPr>
-        <w:t>taskId</w:t>
-      </w:r>
-      <w:proofErr w:type="spellEnd"/>
-      <w:r>
-        <w:rPr>
-          <w:rFonts w:ascii="Segoe UI" w:hAnsi="Segoe UI" w:cs="Segoe UI"/>
-          <w:sz w:val="20"/>
-          <w:szCs w:val="20"/>
-          <w:lang w:val="en-IN"/>
-        </w:rPr>
-        <w:t xml:space="preserve"> + " is running on " +</w:t>
-      </w:r>
-      <w:proofErr w:type="spellStart"/>
-      <w:r>
-        <w:rPr>
-          <w:rFonts w:ascii="Segoe UI" w:hAnsi="Segoe UI" w:cs="Segoe UI"/>
-          <w:sz w:val="20"/>
-          <w:szCs w:val="20"/>
-          <w:lang w:val="en-IN"/>
-        </w:rPr>
-        <w:t>Thread.</w:t>
+        <w:t>.println("Task " + taskId + " is running on " +Thread.</w:t>
       </w:r>
       <w:r>
         <w:rPr>
@@ -698,35 +417,14 @@
         </w:rPr>
         <w:t>currentThread</w:t>
       </w:r>
-      <w:proofErr w:type="spellEnd"/>
-      <w:r>
-        <w:rPr>
-          <w:rFonts w:ascii="Segoe UI" w:hAnsi="Segoe UI" w:cs="Segoe UI"/>
-          <w:sz w:val="20"/>
-          <w:szCs w:val="20"/>
-          <w:lang w:val="en-IN"/>
-        </w:rPr>
-        <w:t>().</w:t>
-      </w:r>
-      <w:proofErr w:type="spellStart"/>
-      <w:r>
-        <w:rPr>
-          <w:rFonts w:ascii="Segoe UI" w:hAnsi="Segoe UI" w:cs="Segoe UI"/>
-          <w:sz w:val="20"/>
-          <w:szCs w:val="20"/>
-          <w:lang w:val="en-IN"/>
-        </w:rPr>
-        <w:t>getName</w:t>
-      </w:r>
-      <w:proofErr w:type="spellEnd"/>
-      <w:r>
-        <w:rPr>
-          <w:rFonts w:ascii="Segoe UI" w:hAnsi="Segoe UI" w:cs="Segoe UI"/>
-          <w:sz w:val="20"/>
-          <w:szCs w:val="20"/>
-          <w:lang w:val="en-IN"/>
-        </w:rPr>
-        <w:t>());</w:t>
+      <w:r>
+        <w:rPr>
+          <w:rFonts w:ascii="Segoe UI" w:hAnsi="Segoe UI" w:cs="Segoe UI"/>
+          <w:sz w:val="20"/>
+          <w:szCs w:val="20"/>
+          <w:lang w:val="en-IN"/>
+        </w:rPr>
+        <w:t>().getName());</w:t>
       </w:r>
       <w:r>
         <w:rPr>
@@ -780,7 +478,6 @@
         <w:br/>
         <w:t xml:space="preserve">                    </w:t>
       </w:r>
-      <w:proofErr w:type="spellStart"/>
       <w:r>
         <w:rPr>
           <w:rFonts w:ascii="Segoe UI" w:hAnsi="Segoe UI" w:cs="Segoe UI"/>
@@ -801,7 +498,6 @@
         </w:rPr>
         <w:t>sleep</w:t>
       </w:r>
-      <w:proofErr w:type="spellEnd"/>
       <w:r>
         <w:rPr>
           <w:rFonts w:ascii="Segoe UI" w:hAnsi="Segoe UI" w:cs="Segoe UI"/>
@@ -819,47 +515,17 @@
           <w:lang w:val="en-IN"/>
         </w:rPr>
         <w:br/>
-        <w:t xml:space="preserve">                } catch (</w:t>
-      </w:r>
-      <w:proofErr w:type="spellStart"/>
-      <w:r>
-        <w:rPr>
-          <w:rFonts w:ascii="Segoe UI" w:hAnsi="Segoe UI" w:cs="Segoe UI"/>
-          <w:sz w:val="20"/>
-          <w:szCs w:val="20"/>
-          <w:lang w:val="en-IN"/>
-        </w:rPr>
-        <w:t>InterruptedException</w:t>
-      </w:r>
-      <w:proofErr w:type="spellEnd"/>
-      <w:r>
-        <w:rPr>
-          <w:rFonts w:ascii="Segoe UI" w:hAnsi="Segoe UI" w:cs="Segoe UI"/>
-          <w:sz w:val="20"/>
-          <w:szCs w:val="20"/>
-          <w:lang w:val="en-IN"/>
-        </w:rPr>
-        <w:t xml:space="preserve"> e) {</w:t>
-      </w:r>
-      <w:r>
-        <w:rPr>
-          <w:rFonts w:ascii="Segoe UI" w:hAnsi="Segoe UI" w:cs="Segoe UI"/>
-          <w:sz w:val="20"/>
-          <w:szCs w:val="20"/>
-          <w:lang w:val="en-IN"/>
-        </w:rPr>
-        <w:br/>
-        <w:t xml:space="preserve">                    </w:t>
-      </w:r>
-      <w:proofErr w:type="spellStart"/>
-      <w:r>
-        <w:rPr>
-          <w:rFonts w:ascii="Segoe UI" w:hAnsi="Segoe UI" w:cs="Segoe UI"/>
-          <w:sz w:val="20"/>
-          <w:szCs w:val="20"/>
-          <w:lang w:val="en-IN"/>
-        </w:rPr>
-        <w:t>Thread.</w:t>
+        <w:t xml:space="preserve">                } catch (InterruptedException e) {</w:t>
+      </w:r>
+      <w:r>
+        <w:rPr>
+          <w:rFonts w:ascii="Segoe UI" w:hAnsi="Segoe UI" w:cs="Segoe UI"/>
+          <w:sz w:val="20"/>
+          <w:szCs w:val="20"/>
+          <w:lang w:val="en-IN"/>
+        </w:rPr>
+        <w:br/>
+        <w:t xml:space="preserve">                    Thread.</w:t>
       </w:r>
       <w:r>
         <w:rPr>
@@ -872,7 +538,6 @@
         </w:rPr>
         <w:t>currentThread</w:t>
       </w:r>
-      <w:proofErr w:type="spellEnd"/>
       <w:r>
         <w:rPr>
           <w:rFonts w:ascii="Segoe UI" w:hAnsi="Segoe UI" w:cs="Segoe UI"/>
@@ -890,17 +555,7 @@
           <w:lang w:val="en-IN"/>
         </w:rPr>
         <w:br/>
-        <w:t xml:space="preserve">                    </w:t>
-      </w:r>
-      <w:proofErr w:type="spellStart"/>
-      <w:r>
-        <w:rPr>
-          <w:rFonts w:ascii="Segoe UI" w:hAnsi="Segoe UI" w:cs="Segoe UI"/>
-          <w:sz w:val="20"/>
-          <w:szCs w:val="20"/>
-          <w:lang w:val="en-IN"/>
-        </w:rPr>
-        <w:t>System.</w:t>
+        <w:t xml:space="preserve">                    System.</w:t>
       </w:r>
       <w:r>
         <w:rPr>
@@ -920,37 +575,7 @@
           <w:szCs w:val="20"/>
           <w:lang w:val="en-IN"/>
         </w:rPr>
-        <w:t>.println</w:t>
-      </w:r>
-      <w:proofErr w:type="spellEnd"/>
-      <w:r>
-        <w:rPr>
-          <w:rFonts w:ascii="Segoe UI" w:hAnsi="Segoe UI" w:cs="Segoe UI"/>
-          <w:sz w:val="20"/>
-          <w:szCs w:val="20"/>
-          <w:lang w:val="en-IN"/>
-        </w:rPr>
-        <w:t xml:space="preserve">("Task " + </w:t>
-      </w:r>
-      <w:proofErr w:type="spellStart"/>
-      <w:r>
-        <w:rPr>
-          <w:rFonts w:ascii="Segoe UI" w:hAnsi="Segoe UI" w:cs="Segoe UI"/>
-          <w:sz w:val="20"/>
-          <w:szCs w:val="20"/>
-          <w:lang w:val="en-IN"/>
-        </w:rPr>
-        <w:t>taskId</w:t>
-      </w:r>
-      <w:proofErr w:type="spellEnd"/>
-      <w:r>
-        <w:rPr>
-          <w:rFonts w:ascii="Segoe UI" w:hAnsi="Segoe UI" w:cs="Segoe UI"/>
-          <w:sz w:val="20"/>
-          <w:szCs w:val="20"/>
-          <w:lang w:val="en-IN"/>
-        </w:rPr>
-        <w:t xml:space="preserve"> + " was interrupted.");</w:t>
+        <w:t>.println("Task " + taskId + " was interrupted.");</w:t>
       </w:r>
       <w:r>
         <w:rPr>
@@ -979,17 +604,7 @@
           <w:lang w:val="en-IN"/>
         </w:rPr>
         <w:br/>
-        <w:t xml:space="preserve">                </w:t>
-      </w:r>
-      <w:proofErr w:type="spellStart"/>
-      <w:r>
-        <w:rPr>
-          <w:rFonts w:ascii="Segoe UI" w:hAnsi="Segoe UI" w:cs="Segoe UI"/>
-          <w:sz w:val="20"/>
-          <w:szCs w:val="20"/>
-          <w:lang w:val="en-IN"/>
-        </w:rPr>
-        <w:t>System.</w:t>
+        <w:t xml:space="preserve">                System.</w:t>
       </w:r>
       <w:r>
         <w:rPr>
@@ -1009,47 +624,7 @@
           <w:szCs w:val="20"/>
           <w:lang w:val="en-IN"/>
         </w:rPr>
-        <w:t>.println</w:t>
-      </w:r>
-      <w:proofErr w:type="spellEnd"/>
-      <w:r>
-        <w:rPr>
-          <w:rFonts w:ascii="Segoe UI" w:hAnsi="Segoe UI" w:cs="Segoe UI"/>
-          <w:sz w:val="20"/>
-          <w:szCs w:val="20"/>
-          <w:lang w:val="en-IN"/>
-        </w:rPr>
-        <w:t xml:space="preserve">("Task " + </w:t>
-      </w:r>
-      <w:proofErr w:type="spellStart"/>
-      <w:r>
-        <w:rPr>
-          <w:rFonts w:ascii="Segoe UI" w:hAnsi="Segoe UI" w:cs="Segoe UI"/>
-          <w:sz w:val="20"/>
-          <w:szCs w:val="20"/>
-          <w:lang w:val="en-IN"/>
-        </w:rPr>
-        <w:t>taskId</w:t>
-      </w:r>
-      <w:proofErr w:type="spellEnd"/>
-      <w:r>
-        <w:rPr>
-          <w:rFonts w:ascii="Segoe UI" w:hAnsi="Segoe UI" w:cs="Segoe UI"/>
-          <w:sz w:val="20"/>
-          <w:szCs w:val="20"/>
-          <w:lang w:val="en-IN"/>
-        </w:rPr>
-        <w:t xml:space="preserve"> + " completed by " +</w:t>
-      </w:r>
-      <w:proofErr w:type="spellStart"/>
-      <w:r>
-        <w:rPr>
-          <w:rFonts w:ascii="Segoe UI" w:hAnsi="Segoe UI" w:cs="Segoe UI"/>
-          <w:sz w:val="20"/>
-          <w:szCs w:val="20"/>
-          <w:lang w:val="en-IN"/>
-        </w:rPr>
-        <w:t>Thread.</w:t>
+        <w:t>.println("Task " + taskId + " completed by " +Thread.</w:t>
       </w:r>
       <w:r>
         <w:rPr>
@@ -1062,35 +637,14 @@
         </w:rPr>
         <w:t>currentThread</w:t>
       </w:r>
-      <w:proofErr w:type="spellEnd"/>
-      <w:r>
-        <w:rPr>
-          <w:rFonts w:ascii="Segoe UI" w:hAnsi="Segoe UI" w:cs="Segoe UI"/>
-          <w:sz w:val="20"/>
-          <w:szCs w:val="20"/>
-          <w:lang w:val="en-IN"/>
-        </w:rPr>
-        <w:t>().</w:t>
-      </w:r>
-      <w:proofErr w:type="spellStart"/>
-      <w:r>
-        <w:rPr>
-          <w:rFonts w:ascii="Segoe UI" w:hAnsi="Segoe UI" w:cs="Segoe UI"/>
-          <w:sz w:val="20"/>
-          <w:szCs w:val="20"/>
-          <w:lang w:val="en-IN"/>
-        </w:rPr>
-        <w:t>getName</w:t>
-      </w:r>
-      <w:proofErr w:type="spellEnd"/>
-      <w:r>
-        <w:rPr>
-          <w:rFonts w:ascii="Segoe UI" w:hAnsi="Segoe UI" w:cs="Segoe UI"/>
-          <w:sz w:val="20"/>
-          <w:szCs w:val="20"/>
-          <w:lang w:val="en-IN"/>
-        </w:rPr>
-        <w:t>()</w:t>
+      <w:r>
+        <w:rPr>
+          <w:rFonts w:ascii="Segoe UI" w:hAnsi="Segoe UI" w:cs="Segoe UI"/>
+          <w:sz w:val="20"/>
+          <w:szCs w:val="20"/>
+          <w:lang w:val="en-IN"/>
+        </w:rPr>
+        <w:t>().getName()</w:t>
       </w:r>
       <w:r>
         <w:rPr>
@@ -1164,25 +718,14 @@
         <w:br/>
         <w:t xml:space="preserve">        </w:t>
       </w:r>
-      <w:proofErr w:type="spellStart"/>
-      <w:r>
-        <w:rPr>
-          <w:rFonts w:ascii="Segoe UI" w:hAnsi="Segoe UI" w:cs="Segoe UI"/>
-          <w:sz w:val="20"/>
-          <w:szCs w:val="20"/>
-          <w:lang w:val="en-IN"/>
-        </w:rPr>
-        <w:t>executor.shutdown</w:t>
-      </w:r>
-      <w:proofErr w:type="spellEnd"/>
-      <w:r>
-        <w:rPr>
-          <w:rFonts w:ascii="Segoe UI" w:hAnsi="Segoe UI" w:cs="Segoe UI"/>
-          <w:sz w:val="20"/>
-          <w:szCs w:val="20"/>
-          <w:lang w:val="en-IN"/>
-        </w:rPr>
-        <w:t>();</w:t>
+      <w:r>
+        <w:rPr>
+          <w:rFonts w:ascii="Segoe UI" w:hAnsi="Segoe UI" w:cs="Segoe UI"/>
+          <w:sz w:val="20"/>
+          <w:szCs w:val="20"/>
+          <w:lang w:val="en-IN"/>
+        </w:rPr>
+        <w:t>executor.shutdown();</w:t>
       </w:r>
       <w:r>
         <w:rPr>
@@ -1243,37 +786,7 @@
           <w:szCs w:val="20"/>
           <w:lang w:val="en-IN"/>
         </w:rPr>
-        <w:t>if (</w:t>
-      </w:r>
-      <w:proofErr w:type="spellStart"/>
-      <w:r>
-        <w:rPr>
-          <w:rFonts w:ascii="Segoe UI" w:hAnsi="Segoe UI" w:cs="Segoe UI"/>
-          <w:sz w:val="20"/>
-          <w:szCs w:val="20"/>
-          <w:lang w:val="en-IN"/>
-        </w:rPr>
-        <w:t>executor.awaitTermination</w:t>
-      </w:r>
-      <w:proofErr w:type="spellEnd"/>
-      <w:r>
-        <w:rPr>
-          <w:rFonts w:ascii="Segoe UI" w:hAnsi="Segoe UI" w:cs="Segoe UI"/>
-          <w:sz w:val="20"/>
-          <w:szCs w:val="20"/>
-          <w:lang w:val="en-IN"/>
-        </w:rPr>
-        <w:t xml:space="preserve">(30, </w:t>
-      </w:r>
-      <w:proofErr w:type="spellStart"/>
-      <w:r>
-        <w:rPr>
-          <w:rFonts w:ascii="Segoe UI" w:hAnsi="Segoe UI" w:cs="Segoe UI"/>
-          <w:sz w:val="20"/>
-          <w:szCs w:val="20"/>
-          <w:lang w:val="en-IN"/>
-        </w:rPr>
-        <w:t>TimeUnit.</w:t>
+        <w:t>if (executor.awaitTermination(30, TimeUnit.</w:t>
       </w:r>
       <w:r>
         <w:rPr>
@@ -1286,7 +799,6 @@
         </w:rPr>
         <w:t>SECONDS</w:t>
       </w:r>
-      <w:proofErr w:type="spellEnd"/>
       <w:r>
         <w:rPr>
           <w:rFonts w:ascii="Segoe UI" w:hAnsi="Segoe UI" w:cs="Segoe UI"/>
@@ -1304,17 +816,7 @@
           <w:lang w:val="en-IN"/>
         </w:rPr>
         <w:br/>
-        <w:t xml:space="preserve">                </w:t>
-      </w:r>
-      <w:proofErr w:type="spellStart"/>
-      <w:r>
-        <w:rPr>
-          <w:rFonts w:ascii="Segoe UI" w:hAnsi="Segoe UI" w:cs="Segoe UI"/>
-          <w:sz w:val="20"/>
-          <w:szCs w:val="20"/>
-          <w:lang w:val="en-IN"/>
-        </w:rPr>
-        <w:t>System.</w:t>
+        <w:t xml:space="preserve">                System.</w:t>
       </w:r>
       <w:r>
         <w:rPr>
@@ -1334,37 +836,7 @@
           <w:szCs w:val="20"/>
           <w:lang w:val="en-IN"/>
         </w:rPr>
-        <w:t>.println</w:t>
-      </w:r>
-      <w:proofErr w:type="spellEnd"/>
-      <w:r>
-        <w:rPr>
-          <w:rFonts w:ascii="Segoe UI" w:hAnsi="Segoe UI" w:cs="Segoe UI"/>
-          <w:sz w:val="20"/>
-          <w:szCs w:val="20"/>
-          <w:lang w:val="en-IN"/>
-        </w:rPr>
-        <w:t>("\</w:t>
-      </w:r>
-      <w:proofErr w:type="spellStart"/>
-      <w:r>
-        <w:rPr>
-          <w:rFonts w:ascii="Segoe UI" w:hAnsi="Segoe UI" w:cs="Segoe UI"/>
-          <w:sz w:val="20"/>
-          <w:szCs w:val="20"/>
-          <w:lang w:val="en-IN"/>
-        </w:rPr>
-        <w:t>nAll</w:t>
-      </w:r>
-      <w:proofErr w:type="spellEnd"/>
-      <w:r>
-        <w:rPr>
-          <w:rFonts w:ascii="Segoe UI" w:hAnsi="Segoe UI" w:cs="Segoe UI"/>
-          <w:sz w:val="20"/>
-          <w:szCs w:val="20"/>
-          <w:lang w:val="en-IN"/>
-        </w:rPr>
-        <w:t xml:space="preserve"> tasks completed.");</w:t>
+        <w:t>.println("\nAll tasks completed.");</w:t>
       </w:r>
       <w:r>
         <w:rPr>
@@ -1384,17 +856,7 @@
           <w:lang w:val="en-IN"/>
         </w:rPr>
         <w:br/>
-        <w:t xml:space="preserve">                </w:t>
-      </w:r>
-      <w:proofErr w:type="spellStart"/>
-      <w:r>
-        <w:rPr>
-          <w:rFonts w:ascii="Segoe UI" w:hAnsi="Segoe UI" w:cs="Segoe UI"/>
-          <w:sz w:val="20"/>
-          <w:szCs w:val="20"/>
-          <w:lang w:val="en-IN"/>
-        </w:rPr>
-        <w:t>System.</w:t>
+        <w:t xml:space="preserve">                System.</w:t>
       </w:r>
       <w:r>
         <w:rPr>
@@ -1414,108 +876,27 @@
           <w:szCs w:val="20"/>
           <w:lang w:val="en-IN"/>
         </w:rPr>
-        <w:t>.println</w:t>
-      </w:r>
-      <w:proofErr w:type="spellEnd"/>
-      <w:r>
-        <w:rPr>
-          <w:rFonts w:ascii="Segoe UI" w:hAnsi="Segoe UI" w:cs="Segoe UI"/>
-          <w:sz w:val="20"/>
-          <w:szCs w:val="20"/>
-          <w:lang w:val="en-IN"/>
-        </w:rPr>
-        <w:t>("\</w:t>
-      </w:r>
-      <w:proofErr w:type="spellStart"/>
-      <w:r>
-        <w:rPr>
-          <w:rFonts w:ascii="Segoe UI" w:hAnsi="Segoe UI" w:cs="Segoe UI"/>
-          <w:sz w:val="20"/>
-          <w:szCs w:val="20"/>
-          <w:lang w:val="en-IN"/>
-        </w:rPr>
-        <w:t>nTimeout</w:t>
-      </w:r>
-      <w:proofErr w:type="spellEnd"/>
-      <w:r>
-        <w:rPr>
-          <w:rFonts w:ascii="Segoe UI" w:hAnsi="Segoe UI" w:cs="Segoe UI"/>
-          <w:sz w:val="20"/>
-          <w:szCs w:val="20"/>
-          <w:lang w:val="en-IN"/>
-        </w:rPr>
-        <w:t xml:space="preserve"> occurred. Some tasks may still be running.");</w:t>
-      </w:r>
-      <w:r>
-        <w:rPr>
-          <w:rFonts w:ascii="Segoe UI" w:hAnsi="Segoe UI" w:cs="Segoe UI"/>
-          <w:sz w:val="20"/>
-          <w:szCs w:val="20"/>
-          <w:lang w:val="en-IN"/>
-        </w:rPr>
-        <w:br/>
-        <w:t xml:space="preserve">          </w:t>
-      </w:r>
-      <w:proofErr w:type="gramStart"/>
-      <w:r>
-        <w:rPr>
-          <w:rFonts w:ascii="Segoe UI" w:hAnsi="Segoe UI" w:cs="Segoe UI"/>
-          <w:sz w:val="20"/>
-          <w:szCs w:val="20"/>
-          <w:lang w:val="en-IN"/>
-        </w:rPr>
-        <w:t xml:space="preserve">  }</w:t>
-      </w:r>
-      <w:proofErr w:type="gramEnd"/>
-      <w:r>
-        <w:rPr>
-          <w:rFonts w:ascii="Segoe UI" w:hAnsi="Segoe UI" w:cs="Segoe UI"/>
-          <w:sz w:val="20"/>
-          <w:szCs w:val="20"/>
-          <w:lang w:val="en-IN"/>
-        </w:rPr>
-        <w:br/>
-        <w:t xml:space="preserve">      </w:t>
-      </w:r>
-      <w:proofErr w:type="gramStart"/>
-      <w:r>
-        <w:rPr>
-          <w:rFonts w:ascii="Segoe UI" w:hAnsi="Segoe UI" w:cs="Segoe UI"/>
-          <w:sz w:val="20"/>
-          <w:szCs w:val="20"/>
-          <w:lang w:val="en-IN"/>
-        </w:rPr>
-        <w:t xml:space="preserve">  }</w:t>
-      </w:r>
-      <w:proofErr w:type="gramEnd"/>
-      <w:r>
-        <w:rPr>
-          <w:rFonts w:ascii="Segoe UI" w:hAnsi="Segoe UI" w:cs="Segoe UI"/>
-          <w:sz w:val="20"/>
-          <w:szCs w:val="20"/>
-          <w:lang w:val="en-IN"/>
-        </w:rPr>
-        <w:t xml:space="preserve"> catch (</w:t>
-      </w:r>
-      <w:proofErr w:type="spellStart"/>
-      <w:r>
-        <w:rPr>
-          <w:rFonts w:ascii="Segoe UI" w:hAnsi="Segoe UI" w:cs="Segoe UI"/>
-          <w:sz w:val="20"/>
-          <w:szCs w:val="20"/>
-          <w:lang w:val="en-IN"/>
-        </w:rPr>
-        <w:t>InterruptedException</w:t>
-      </w:r>
-      <w:proofErr w:type="spellEnd"/>
-      <w:r>
-        <w:rPr>
-          <w:rFonts w:ascii="Segoe UI" w:hAnsi="Segoe UI" w:cs="Segoe UI"/>
-          <w:sz w:val="20"/>
-          <w:szCs w:val="20"/>
-          <w:lang w:val="en-IN"/>
-        </w:rPr>
-        <w:t xml:space="preserve"> e) {</w:t>
+        <w:t>.println("\nTimeout occurred. Some tasks may still be running.");</w:t>
+      </w:r>
+      <w:r>
+        <w:rPr>
+          <w:rFonts w:ascii="Segoe UI" w:hAnsi="Segoe UI" w:cs="Segoe UI"/>
+          <w:sz w:val="20"/>
+          <w:szCs w:val="20"/>
+          <w:lang w:val="en-IN"/>
+        </w:rPr>
+        <w:br/>
+        <w:t xml:space="preserve">            }</w:t>
+      </w:r>
+      <w:r>
+        <w:rPr>
+          <w:rFonts w:ascii="Segoe UI" w:hAnsi="Segoe UI" w:cs="Segoe UI"/>
+          <w:sz w:val="20"/>
+          <w:szCs w:val="20"/>
+          <w:lang w:val="en-IN"/>
+        </w:rPr>
+        <w:br/>
+        <w:t xml:space="preserve">        } catch (InterruptedException e) {</w:t>
       </w:r>
       <w:r>
         <w:rPr>
@@ -1534,17 +915,7 @@
           <w:lang w:val="en-IN"/>
         </w:rPr>
         <w:lastRenderedPageBreak/>
-        <w:t xml:space="preserve">            </w:t>
-      </w:r>
-      <w:proofErr w:type="spellStart"/>
-      <w:r>
-        <w:rPr>
-          <w:rFonts w:ascii="Segoe UI" w:hAnsi="Segoe UI" w:cs="Segoe UI"/>
-          <w:sz w:val="20"/>
-          <w:szCs w:val="20"/>
-          <w:lang w:val="en-IN"/>
-        </w:rPr>
-        <w:t>Thread.</w:t>
+        <w:t xml:space="preserve">            Thread.</w:t>
       </w:r>
       <w:r>
         <w:rPr>
@@ -1557,55 +928,24 @@
         </w:rPr>
         <w:t>currentThread</w:t>
       </w:r>
-      <w:proofErr w:type="spellEnd"/>
-      <w:r>
-        <w:rPr>
-          <w:rFonts w:ascii="Segoe UI" w:hAnsi="Segoe UI" w:cs="Segoe UI"/>
-          <w:sz w:val="20"/>
-          <w:szCs w:val="20"/>
-          <w:lang w:val="en-IN"/>
-        </w:rPr>
-        <w:t>(</w:t>
-      </w:r>
-      <w:proofErr w:type="gramStart"/>
-      <w:r>
-        <w:rPr>
-          <w:rFonts w:ascii="Segoe UI" w:hAnsi="Segoe UI" w:cs="Segoe UI"/>
-          <w:sz w:val="20"/>
-          <w:szCs w:val="20"/>
-          <w:lang w:val="en-IN"/>
-        </w:rPr>
-        <w:t>).interrupt</w:t>
-      </w:r>
-      <w:proofErr w:type="gramEnd"/>
-      <w:r>
-        <w:rPr>
-          <w:rFonts w:ascii="Segoe UI" w:hAnsi="Segoe UI" w:cs="Segoe UI"/>
-          <w:sz w:val="20"/>
-          <w:szCs w:val="20"/>
-          <w:lang w:val="en-IN"/>
-        </w:rPr>
-        <w:t>();</w:t>
-      </w:r>
-      <w:r>
-        <w:rPr>
-          <w:rFonts w:ascii="Segoe UI" w:hAnsi="Segoe UI" w:cs="Segoe UI"/>
-          <w:sz w:val="20"/>
-          <w:szCs w:val="20"/>
-          <w:lang w:val="en-IN"/>
-        </w:rPr>
-        <w:br/>
-        <w:t xml:space="preserve">            </w:t>
-      </w:r>
-      <w:proofErr w:type="spellStart"/>
-      <w:r>
-        <w:rPr>
-          <w:rFonts w:ascii="Segoe UI" w:hAnsi="Segoe UI" w:cs="Segoe UI"/>
-          <w:sz w:val="20"/>
-          <w:szCs w:val="20"/>
-          <w:lang w:val="en-IN"/>
-        </w:rPr>
-        <w:t>System.</w:t>
+      <w:r>
+        <w:rPr>
+          <w:rFonts w:ascii="Segoe UI" w:hAnsi="Segoe UI" w:cs="Segoe UI"/>
+          <w:sz w:val="20"/>
+          <w:szCs w:val="20"/>
+          <w:lang w:val="en-IN"/>
+        </w:rPr>
+        <w:t>().interrupt();</w:t>
+      </w:r>
+      <w:r>
+        <w:rPr>
+          <w:rFonts w:ascii="Segoe UI" w:hAnsi="Segoe UI" w:cs="Segoe UI"/>
+          <w:sz w:val="20"/>
+          <w:szCs w:val="20"/>
+          <w:lang w:val="en-IN"/>
+        </w:rPr>
+        <w:br/>
+        <w:t xml:space="preserve">            System.</w:t>
       </w:r>
       <w:r>
         <w:rPr>
@@ -1625,60 +965,28 @@
           <w:szCs w:val="20"/>
           <w:lang w:val="en-IN"/>
         </w:rPr>
-        <w:t>.println</w:t>
-      </w:r>
-      <w:proofErr w:type="spellEnd"/>
-      <w:r>
-        <w:rPr>
-          <w:rFonts w:ascii="Segoe UI" w:hAnsi="Segoe UI" w:cs="Segoe UI"/>
-          <w:sz w:val="20"/>
-          <w:szCs w:val="20"/>
-          <w:lang w:val="en-IN"/>
-        </w:rPr>
-        <w:t>("Main thread was interrupted.");</w:t>
-      </w:r>
-      <w:r>
-        <w:rPr>
-          <w:rFonts w:ascii="Segoe UI" w:hAnsi="Segoe UI" w:cs="Segoe UI"/>
-          <w:sz w:val="20"/>
-          <w:szCs w:val="20"/>
-          <w:lang w:val="en-IN"/>
-        </w:rPr>
-        <w:br/>
-        <w:t xml:space="preserve">      </w:t>
-      </w:r>
-      <w:proofErr w:type="gramStart"/>
-      <w:r>
-        <w:rPr>
-          <w:rFonts w:ascii="Segoe UI" w:hAnsi="Segoe UI" w:cs="Segoe UI"/>
-          <w:sz w:val="20"/>
-          <w:szCs w:val="20"/>
-          <w:lang w:val="en-IN"/>
-        </w:rPr>
-        <w:t xml:space="preserve">  }</w:t>
-      </w:r>
-      <w:proofErr w:type="gramEnd"/>
-      <w:r>
-        <w:rPr>
-          <w:rFonts w:ascii="Segoe UI" w:hAnsi="Segoe UI" w:cs="Segoe UI"/>
-          <w:sz w:val="20"/>
-          <w:szCs w:val="20"/>
-          <w:lang w:val="en-IN"/>
-        </w:rPr>
-        <w:br/>
-        <w:t xml:space="preserve">  </w:t>
-      </w:r>
-      <w:proofErr w:type="gramStart"/>
-      <w:r>
-        <w:rPr>
-          <w:rFonts w:ascii="Segoe UI" w:hAnsi="Segoe UI" w:cs="Segoe UI"/>
-          <w:sz w:val="20"/>
-          <w:szCs w:val="20"/>
-          <w:lang w:val="en-IN"/>
-        </w:rPr>
-        <w:t xml:space="preserve">  }</w:t>
-      </w:r>
-      <w:proofErr w:type="gramEnd"/>
+        <w:t>.println("Main thread was interrupted.");</w:t>
+      </w:r>
+      <w:r>
+        <w:rPr>
+          <w:rFonts w:ascii="Segoe UI" w:hAnsi="Segoe UI" w:cs="Segoe UI"/>
+          <w:sz w:val="20"/>
+          <w:szCs w:val="20"/>
+          <w:lang w:val="en-IN"/>
+        </w:rPr>
+        <w:br/>
+        <w:t xml:space="preserve">        }</w:t>
+      </w:r>
+      <w:r>
+        <w:rPr>
+          <w:rFonts w:ascii="Segoe UI" w:hAnsi="Segoe UI" w:cs="Segoe UI"/>
+          <w:sz w:val="20"/>
+          <w:szCs w:val="20"/>
+          <w:lang w:val="en-IN"/>
+        </w:rPr>
+        <w:br/>
+        <w:t xml:space="preserve">    }</w:t>
+      </w:r>
       <w:r>
         <w:rPr>
           <w:rFonts w:ascii="Segoe UI" w:hAnsi="Segoe UI" w:cs="Segoe UI"/>
@@ -1961,21 +1269,7 @@
         <w:rPr>
           <w:rFonts w:ascii="Segoe UI" w:hAnsi="Segoe UI" w:cs="Segoe UI"/>
         </w:rPr>
-        <w:t>–consumer: one thread adds numbers to a small shared buffer and another removes them, coordinated with wait()/</w:t>
-      </w:r>
-      <w:proofErr w:type="gramStart"/>
-      <w:r>
-        <w:rPr>
-          <w:rFonts w:ascii="Segoe UI" w:hAnsi="Segoe UI" w:cs="Segoe UI"/>
-        </w:rPr>
-        <w:t>notify(</w:t>
-      </w:r>
-      <w:proofErr w:type="gramEnd"/>
-      <w:r>
-        <w:rPr>
-          <w:rFonts w:ascii="Segoe UI" w:hAnsi="Segoe UI" w:cs="Segoe UI"/>
-        </w:rPr>
-        <w:t>); produce and consume a fixed number of items in order with none lost.</w:t>
+        <w:t>–consumer: one thread adds numbers to a small shared buffer and another removes them, coordinated with wait()/notify(); produce and consume a fixed number of items in order with none lost.</w:t>
       </w:r>
     </w:p>
     <w:p>
@@ -2076,96 +1370,36 @@
           <w:lang w:val="en-IN"/>
         </w:rPr>
         <w:br/>
-        <w:t xml:space="preserve">import </w:t>
-      </w:r>
-      <w:proofErr w:type="spellStart"/>
-      <w:r>
-        <w:rPr>
-          <w:rFonts w:ascii="Segoe UI" w:hAnsi="Segoe UI" w:cs="Segoe UI"/>
-          <w:sz w:val="20"/>
-          <w:szCs w:val="20"/>
-          <w:lang w:val="en-IN"/>
-        </w:rPr>
-        <w:t>java.util.LinkedList</w:t>
-      </w:r>
-      <w:proofErr w:type="spellEnd"/>
-      <w:r>
-        <w:rPr>
-          <w:rFonts w:ascii="Segoe UI" w:hAnsi="Segoe UI" w:cs="Segoe UI"/>
-          <w:sz w:val="20"/>
-          <w:szCs w:val="20"/>
-          <w:lang w:val="en-IN"/>
-        </w:rPr>
-        <w:t>;</w:t>
-      </w:r>
-      <w:r>
-        <w:rPr>
-          <w:rFonts w:ascii="Segoe UI" w:hAnsi="Segoe UI" w:cs="Segoe UI"/>
-          <w:sz w:val="20"/>
-          <w:szCs w:val="20"/>
-          <w:lang w:val="en-IN"/>
-        </w:rPr>
-        <w:br/>
-        <w:t xml:space="preserve">import </w:t>
-      </w:r>
-      <w:proofErr w:type="spellStart"/>
-      <w:r>
-        <w:rPr>
-          <w:rFonts w:ascii="Segoe UI" w:hAnsi="Segoe UI" w:cs="Segoe UI"/>
-          <w:sz w:val="20"/>
-          <w:szCs w:val="20"/>
-          <w:lang w:val="en-IN"/>
-        </w:rPr>
-        <w:t>java.util.Queue</w:t>
-      </w:r>
-      <w:proofErr w:type="spellEnd"/>
-      <w:r>
-        <w:rPr>
-          <w:rFonts w:ascii="Segoe UI" w:hAnsi="Segoe UI" w:cs="Segoe UI"/>
-          <w:sz w:val="20"/>
-          <w:szCs w:val="20"/>
-          <w:lang w:val="en-IN"/>
-        </w:rPr>
-        <w:t>;</w:t>
-      </w:r>
-      <w:r>
-        <w:rPr>
-          <w:rFonts w:ascii="Segoe UI" w:hAnsi="Segoe UI" w:cs="Segoe UI"/>
-          <w:sz w:val="20"/>
-          <w:szCs w:val="20"/>
-          <w:lang w:val="en-IN"/>
-        </w:rPr>
-        <w:br/>
-      </w:r>
-      <w:r>
-        <w:rPr>
-          <w:rFonts w:ascii="Segoe UI" w:hAnsi="Segoe UI" w:cs="Segoe UI"/>
-          <w:sz w:val="20"/>
-          <w:szCs w:val="20"/>
-          <w:lang w:val="en-IN"/>
-        </w:rPr>
-        <w:br/>
-        <w:t xml:space="preserve">public class </w:t>
-      </w:r>
-      <w:proofErr w:type="spellStart"/>
-      <w:r>
-        <w:rPr>
-          <w:rFonts w:ascii="Segoe UI" w:hAnsi="Segoe UI" w:cs="Segoe UI"/>
-          <w:sz w:val="20"/>
-          <w:szCs w:val="20"/>
-          <w:lang w:val="en-IN"/>
-        </w:rPr>
-        <w:t>Producer_Consumer</w:t>
-      </w:r>
-      <w:proofErr w:type="spellEnd"/>
-      <w:r>
-        <w:rPr>
-          <w:rFonts w:ascii="Segoe UI" w:hAnsi="Segoe UI" w:cs="Segoe UI"/>
-          <w:sz w:val="20"/>
-          <w:szCs w:val="20"/>
-          <w:lang w:val="en-IN"/>
-        </w:rPr>
-        <w:t xml:space="preserve"> {</w:t>
+        <w:t>import java.util.LinkedList;</w:t>
+      </w:r>
+      <w:r>
+        <w:rPr>
+          <w:rFonts w:ascii="Segoe UI" w:hAnsi="Segoe UI" w:cs="Segoe UI"/>
+          <w:sz w:val="20"/>
+          <w:szCs w:val="20"/>
+          <w:lang w:val="en-IN"/>
+        </w:rPr>
+        <w:br/>
+        <w:t>import java.util.Queue;</w:t>
+      </w:r>
+      <w:r>
+        <w:rPr>
+          <w:rFonts w:ascii="Segoe UI" w:hAnsi="Segoe UI" w:cs="Segoe UI"/>
+          <w:sz w:val="20"/>
+          <w:szCs w:val="20"/>
+          <w:lang w:val="en-IN"/>
+        </w:rPr>
+        <w:br/>
+      </w:r>
+      <w:r>
+        <w:rPr>
+          <w:rFonts w:ascii="Segoe UI" w:hAnsi="Segoe UI" w:cs="Segoe UI"/>
+          <w:sz w:val="20"/>
+          <w:szCs w:val="20"/>
+          <w:lang w:val="en-IN"/>
+        </w:rPr>
+        <w:br/>
+        <w:t>public class Producer_Consumer {</w:t>
       </w:r>
       <w:r>
         <w:rPr>
@@ -2216,27 +1450,7 @@
           <w:szCs w:val="20"/>
           <w:lang w:val="en-IN"/>
         </w:rPr>
-        <w:t xml:space="preserve">static class </w:t>
-      </w:r>
-      <w:proofErr w:type="spellStart"/>
-      <w:r>
-        <w:rPr>
-          <w:rFonts w:ascii="Segoe UI" w:hAnsi="Segoe UI" w:cs="Segoe UI"/>
-          <w:sz w:val="20"/>
-          <w:szCs w:val="20"/>
-          <w:lang w:val="en-IN"/>
-        </w:rPr>
-        <w:t>SharedBuffer</w:t>
-      </w:r>
-      <w:proofErr w:type="spellEnd"/>
-      <w:r>
-        <w:rPr>
-          <w:rFonts w:ascii="Segoe UI" w:hAnsi="Segoe UI" w:cs="Segoe UI"/>
-          <w:sz w:val="20"/>
-          <w:szCs w:val="20"/>
-          <w:lang w:val="en-IN"/>
-        </w:rPr>
-        <w:t xml:space="preserve"> {</w:t>
+        <w:t>static class SharedBuffer {</w:t>
       </w:r>
       <w:r>
         <w:rPr>
@@ -2307,27 +1521,7 @@
           <w:szCs w:val="20"/>
           <w:lang w:val="en-IN"/>
         </w:rPr>
-        <w:t xml:space="preserve">public synchronized void produce(int item) throws </w:t>
-      </w:r>
-      <w:proofErr w:type="spellStart"/>
-      <w:r>
-        <w:rPr>
-          <w:rFonts w:ascii="Segoe UI" w:hAnsi="Segoe UI" w:cs="Segoe UI"/>
-          <w:sz w:val="20"/>
-          <w:szCs w:val="20"/>
-          <w:lang w:val="en-IN"/>
-        </w:rPr>
-        <w:t>InterruptedException</w:t>
-      </w:r>
-      <w:proofErr w:type="spellEnd"/>
-      <w:r>
-        <w:rPr>
-          <w:rFonts w:ascii="Segoe UI" w:hAnsi="Segoe UI" w:cs="Segoe UI"/>
-          <w:sz w:val="20"/>
-          <w:szCs w:val="20"/>
-          <w:lang w:val="en-IN"/>
-        </w:rPr>
-        <w:t xml:space="preserve"> {</w:t>
+        <w:t>public synchronized void produce(int item) throws InterruptedException {</w:t>
       </w:r>
       <w:r>
         <w:rPr>
@@ -2369,27 +1563,7 @@
           <w:szCs w:val="20"/>
           <w:lang w:val="en-IN"/>
         </w:rPr>
-        <w:t>while (</w:t>
-      </w:r>
-      <w:proofErr w:type="spellStart"/>
-      <w:r>
-        <w:rPr>
-          <w:rFonts w:ascii="Segoe UI" w:hAnsi="Segoe UI" w:cs="Segoe UI"/>
-          <w:sz w:val="20"/>
-          <w:szCs w:val="20"/>
-          <w:lang w:val="en-IN"/>
-        </w:rPr>
-        <w:t>buffer.size</w:t>
-      </w:r>
-      <w:proofErr w:type="spellEnd"/>
-      <w:r>
-        <w:rPr>
-          <w:rFonts w:ascii="Segoe UI" w:hAnsi="Segoe UI" w:cs="Segoe UI"/>
-          <w:sz w:val="20"/>
-          <w:szCs w:val="20"/>
-          <w:lang w:val="en-IN"/>
-        </w:rPr>
-        <w:t>() == capacity) {</w:t>
+        <w:t>while (buffer.size() == capacity) {</w:t>
       </w:r>
       <w:r>
         <w:rPr>
@@ -2419,47 +1593,17 @@
           <w:lang w:val="en-IN"/>
         </w:rPr>
         <w:br/>
-        <w:t xml:space="preserve">            </w:t>
-      </w:r>
-      <w:proofErr w:type="spellStart"/>
-      <w:r>
-        <w:rPr>
-          <w:rFonts w:ascii="Segoe UI" w:hAnsi="Segoe UI" w:cs="Segoe UI"/>
-          <w:sz w:val="20"/>
-          <w:szCs w:val="20"/>
-          <w:lang w:val="en-IN"/>
-        </w:rPr>
-        <w:t>buffer.add</w:t>
-      </w:r>
-      <w:proofErr w:type="spellEnd"/>
-      <w:r>
-        <w:rPr>
-          <w:rFonts w:ascii="Segoe UI" w:hAnsi="Segoe UI" w:cs="Segoe UI"/>
-          <w:sz w:val="20"/>
-          <w:szCs w:val="20"/>
-          <w:lang w:val="en-IN"/>
-        </w:rPr>
-        <w:t>(item);</w:t>
-      </w:r>
-      <w:r>
-        <w:rPr>
-          <w:rFonts w:ascii="Segoe UI" w:hAnsi="Segoe UI" w:cs="Segoe UI"/>
-          <w:sz w:val="20"/>
-          <w:szCs w:val="20"/>
-          <w:lang w:val="en-IN"/>
-        </w:rPr>
-        <w:br/>
-        <w:t xml:space="preserve">            </w:t>
-      </w:r>
-      <w:proofErr w:type="spellStart"/>
-      <w:r>
-        <w:rPr>
-          <w:rFonts w:ascii="Segoe UI" w:hAnsi="Segoe UI" w:cs="Segoe UI"/>
-          <w:sz w:val="20"/>
-          <w:szCs w:val="20"/>
-          <w:lang w:val="en-IN"/>
-        </w:rPr>
-        <w:t>System.</w:t>
+        <w:t xml:space="preserve">            buffer.add(item);</w:t>
+      </w:r>
+      <w:r>
+        <w:rPr>
+          <w:rFonts w:ascii="Segoe UI" w:hAnsi="Segoe UI" w:cs="Segoe UI"/>
+          <w:sz w:val="20"/>
+          <w:szCs w:val="20"/>
+          <w:lang w:val="en-IN"/>
+        </w:rPr>
+        <w:br/>
+        <w:t xml:space="preserve">            System.</w:t>
       </w:r>
       <w:r>
         <w:rPr>
@@ -2479,17 +1623,7 @@
           <w:szCs w:val="20"/>
           <w:lang w:val="en-IN"/>
         </w:rPr>
-        <w:t>.println</w:t>
-      </w:r>
-      <w:proofErr w:type="spellEnd"/>
-      <w:r>
-        <w:rPr>
-          <w:rFonts w:ascii="Segoe UI" w:hAnsi="Segoe UI" w:cs="Segoe UI"/>
-          <w:sz w:val="20"/>
-          <w:szCs w:val="20"/>
-          <w:lang w:val="en-IN"/>
-        </w:rPr>
-        <w:t>("Produced: " + item + " | Buffer: " + buffer);</w:t>
+        <w:t>.println("Produced: " + item + " | Buffer: " + buffer);</w:t>
       </w:r>
       <w:r>
         <w:rPr>
@@ -2524,25 +1658,14 @@
         <w:br/>
         <w:t xml:space="preserve">            </w:t>
       </w:r>
-      <w:proofErr w:type="spellStart"/>
-      <w:r>
-        <w:rPr>
-          <w:rFonts w:ascii="Segoe UI" w:hAnsi="Segoe UI" w:cs="Segoe UI"/>
-          <w:sz w:val="20"/>
-          <w:szCs w:val="20"/>
-          <w:lang w:val="en-IN"/>
-        </w:rPr>
-        <w:t>notifyAll</w:t>
-      </w:r>
-      <w:proofErr w:type="spellEnd"/>
-      <w:r>
-        <w:rPr>
-          <w:rFonts w:ascii="Segoe UI" w:hAnsi="Segoe UI" w:cs="Segoe UI"/>
-          <w:sz w:val="20"/>
-          <w:szCs w:val="20"/>
-          <w:lang w:val="en-IN"/>
-        </w:rPr>
-        <w:t>();</w:t>
+      <w:r>
+        <w:rPr>
+          <w:rFonts w:ascii="Segoe UI" w:hAnsi="Segoe UI" w:cs="Segoe UI"/>
+          <w:sz w:val="20"/>
+          <w:szCs w:val="20"/>
+          <w:lang w:val="en-IN"/>
+        </w:rPr>
+        <w:t>notifyAll();</w:t>
       </w:r>
       <w:r>
         <w:rPr>
@@ -2603,27 +1726,7 @@
           <w:szCs w:val="20"/>
           <w:lang w:val="en-IN"/>
         </w:rPr>
-        <w:t xml:space="preserve">public synchronized int consume() throws </w:t>
-      </w:r>
-      <w:proofErr w:type="spellStart"/>
-      <w:r>
-        <w:rPr>
-          <w:rFonts w:ascii="Segoe UI" w:hAnsi="Segoe UI" w:cs="Segoe UI"/>
-          <w:sz w:val="20"/>
-          <w:szCs w:val="20"/>
-          <w:lang w:val="en-IN"/>
-        </w:rPr>
-        <w:t>InterruptedException</w:t>
-      </w:r>
-      <w:proofErr w:type="spellEnd"/>
-      <w:r>
-        <w:rPr>
-          <w:rFonts w:ascii="Segoe UI" w:hAnsi="Segoe UI" w:cs="Segoe UI"/>
-          <w:sz w:val="20"/>
-          <w:szCs w:val="20"/>
-          <w:lang w:val="en-IN"/>
-        </w:rPr>
-        <w:t xml:space="preserve"> {</w:t>
+        <w:t>public synchronized int consume() throws InterruptedException {</w:t>
       </w:r>
       <w:r>
         <w:rPr>
@@ -2665,27 +1768,7 @@
           <w:szCs w:val="20"/>
           <w:lang w:val="en-IN"/>
         </w:rPr>
-        <w:t>while (</w:t>
-      </w:r>
-      <w:proofErr w:type="spellStart"/>
-      <w:r>
-        <w:rPr>
-          <w:rFonts w:ascii="Segoe UI" w:hAnsi="Segoe UI" w:cs="Segoe UI"/>
-          <w:sz w:val="20"/>
-          <w:szCs w:val="20"/>
-          <w:lang w:val="en-IN"/>
-        </w:rPr>
-        <w:t>buffer.isEmpty</w:t>
-      </w:r>
-      <w:proofErr w:type="spellEnd"/>
-      <w:r>
-        <w:rPr>
-          <w:rFonts w:ascii="Segoe UI" w:hAnsi="Segoe UI" w:cs="Segoe UI"/>
-          <w:sz w:val="20"/>
-          <w:szCs w:val="20"/>
-          <w:lang w:val="en-IN"/>
-        </w:rPr>
-        <w:t>()) {</w:t>
+        <w:t>while (buffer.isEmpty()) {</w:t>
       </w:r>
       <w:r>
         <w:rPr>
@@ -2715,47 +1798,17 @@
           <w:lang w:val="en-IN"/>
         </w:rPr>
         <w:br/>
-        <w:t xml:space="preserve">            int item = </w:t>
-      </w:r>
-      <w:proofErr w:type="spellStart"/>
-      <w:r>
-        <w:rPr>
-          <w:rFonts w:ascii="Segoe UI" w:hAnsi="Segoe UI" w:cs="Segoe UI"/>
-          <w:sz w:val="20"/>
-          <w:szCs w:val="20"/>
-          <w:lang w:val="en-IN"/>
-        </w:rPr>
-        <w:t>buffer.remove</w:t>
-      </w:r>
-      <w:proofErr w:type="spellEnd"/>
-      <w:r>
-        <w:rPr>
-          <w:rFonts w:ascii="Segoe UI" w:hAnsi="Segoe UI" w:cs="Segoe UI"/>
-          <w:sz w:val="20"/>
-          <w:szCs w:val="20"/>
-          <w:lang w:val="en-IN"/>
-        </w:rPr>
-        <w:t>();</w:t>
-      </w:r>
-      <w:r>
-        <w:rPr>
-          <w:rFonts w:ascii="Segoe UI" w:hAnsi="Segoe UI" w:cs="Segoe UI"/>
-          <w:sz w:val="20"/>
-          <w:szCs w:val="20"/>
-          <w:lang w:val="en-IN"/>
-        </w:rPr>
-        <w:br/>
-        <w:t xml:space="preserve">            </w:t>
-      </w:r>
-      <w:proofErr w:type="spellStart"/>
-      <w:r>
-        <w:rPr>
-          <w:rFonts w:ascii="Segoe UI" w:hAnsi="Segoe UI" w:cs="Segoe UI"/>
-          <w:sz w:val="20"/>
-          <w:szCs w:val="20"/>
-          <w:lang w:val="en-IN"/>
-        </w:rPr>
-        <w:t>System.</w:t>
+        <w:t xml:space="preserve">            int item = buffer.remove();</w:t>
+      </w:r>
+      <w:r>
+        <w:rPr>
+          <w:rFonts w:ascii="Segoe UI" w:hAnsi="Segoe UI" w:cs="Segoe UI"/>
+          <w:sz w:val="20"/>
+          <w:szCs w:val="20"/>
+          <w:lang w:val="en-IN"/>
+        </w:rPr>
+        <w:br/>
+        <w:t xml:space="preserve">            System.</w:t>
       </w:r>
       <w:r>
         <w:rPr>
@@ -2775,17 +1828,7 @@
           <w:szCs w:val="20"/>
           <w:lang w:val="en-IN"/>
         </w:rPr>
-        <w:t>.println</w:t>
-      </w:r>
-      <w:proofErr w:type="spellEnd"/>
-      <w:r>
-        <w:rPr>
-          <w:rFonts w:ascii="Segoe UI" w:hAnsi="Segoe UI" w:cs="Segoe UI"/>
-          <w:sz w:val="20"/>
-          <w:szCs w:val="20"/>
-          <w:lang w:val="en-IN"/>
-        </w:rPr>
-        <w:t>("Consumed: " + item + " | Buffer: " + buffer);</w:t>
+        <w:t>.println("Consumed: " + item + " | Buffer: " + buffer);</w:t>
       </w:r>
       <w:r>
         <w:rPr>
@@ -2820,25 +1863,14 @@
         <w:br/>
         <w:t xml:space="preserve">            </w:t>
       </w:r>
-      <w:proofErr w:type="spellStart"/>
-      <w:r>
-        <w:rPr>
-          <w:rFonts w:ascii="Segoe UI" w:hAnsi="Segoe UI" w:cs="Segoe UI"/>
-          <w:sz w:val="20"/>
-          <w:szCs w:val="20"/>
-          <w:lang w:val="en-IN"/>
-        </w:rPr>
-        <w:t>notifyAll</w:t>
-      </w:r>
-      <w:proofErr w:type="spellEnd"/>
-      <w:r>
-        <w:rPr>
-          <w:rFonts w:ascii="Segoe UI" w:hAnsi="Segoe UI" w:cs="Segoe UI"/>
-          <w:sz w:val="20"/>
-          <w:szCs w:val="20"/>
-          <w:lang w:val="en-IN"/>
-        </w:rPr>
-        <w:t>();</w:t>
+      <w:r>
+        <w:rPr>
+          <w:rFonts w:ascii="Segoe UI" w:hAnsi="Segoe UI" w:cs="Segoe UI"/>
+          <w:sz w:val="20"/>
+          <w:szCs w:val="20"/>
+          <w:lang w:val="en-IN"/>
+        </w:rPr>
+        <w:t>notifyAll();</w:t>
       </w:r>
       <w:r>
         <w:rPr>
@@ -2887,107 +1919,27 @@
           <w:lang w:val="en-IN"/>
         </w:rPr>
         <w:br/>
-        <w:t xml:space="preserve">    public static void main(String[] </w:t>
-      </w:r>
-      <w:proofErr w:type="spellStart"/>
-      <w:r>
-        <w:rPr>
-          <w:rFonts w:ascii="Segoe UI" w:hAnsi="Segoe UI" w:cs="Segoe UI"/>
-          <w:sz w:val="20"/>
-          <w:szCs w:val="20"/>
-          <w:lang w:val="en-IN"/>
-        </w:rPr>
-        <w:t>args</w:t>
-      </w:r>
-      <w:proofErr w:type="spellEnd"/>
-      <w:r>
-        <w:rPr>
-          <w:rFonts w:ascii="Segoe UI" w:hAnsi="Segoe UI" w:cs="Segoe UI"/>
-          <w:sz w:val="20"/>
-          <w:szCs w:val="20"/>
-          <w:lang w:val="en-IN"/>
-        </w:rPr>
-        <w:t>) {</w:t>
-      </w:r>
-      <w:r>
-        <w:rPr>
-          <w:rFonts w:ascii="Segoe UI" w:hAnsi="Segoe UI" w:cs="Segoe UI"/>
-          <w:sz w:val="20"/>
-          <w:szCs w:val="20"/>
-          <w:lang w:val="en-IN"/>
-        </w:rPr>
-        <w:br/>
-        <w:t xml:space="preserve">        </w:t>
-      </w:r>
-      <w:proofErr w:type="spellStart"/>
-      <w:r>
-        <w:rPr>
-          <w:rFonts w:ascii="Segoe UI" w:hAnsi="Segoe UI" w:cs="Segoe UI"/>
-          <w:sz w:val="20"/>
-          <w:szCs w:val="20"/>
-          <w:lang w:val="en-IN"/>
-        </w:rPr>
-        <w:t>SharedBuffer</w:t>
-      </w:r>
-      <w:proofErr w:type="spellEnd"/>
-      <w:r>
-        <w:rPr>
-          <w:rFonts w:ascii="Segoe UI" w:hAnsi="Segoe UI" w:cs="Segoe UI"/>
-          <w:sz w:val="20"/>
-          <w:szCs w:val="20"/>
-          <w:lang w:val="en-IN"/>
-        </w:rPr>
-        <w:t xml:space="preserve"> buffer = new </w:t>
-      </w:r>
-      <w:proofErr w:type="spellStart"/>
-      <w:r>
-        <w:rPr>
-          <w:rFonts w:ascii="Segoe UI" w:hAnsi="Segoe UI" w:cs="Segoe UI"/>
-          <w:sz w:val="20"/>
-          <w:szCs w:val="20"/>
-          <w:lang w:val="en-IN"/>
-        </w:rPr>
-        <w:t>SharedBuffer</w:t>
-      </w:r>
-      <w:proofErr w:type="spellEnd"/>
-      <w:r>
-        <w:rPr>
-          <w:rFonts w:ascii="Segoe UI" w:hAnsi="Segoe UI" w:cs="Segoe UI"/>
-          <w:sz w:val="20"/>
-          <w:szCs w:val="20"/>
-          <w:lang w:val="en-IN"/>
-        </w:rPr>
-        <w:t>();</w:t>
-      </w:r>
-      <w:r>
-        <w:rPr>
-          <w:rFonts w:ascii="Segoe UI" w:hAnsi="Segoe UI" w:cs="Segoe UI"/>
-          <w:sz w:val="20"/>
-          <w:szCs w:val="20"/>
-          <w:lang w:val="en-IN"/>
-        </w:rPr>
-        <w:br/>
-        <w:t xml:space="preserve">        final int </w:t>
-      </w:r>
-      <w:proofErr w:type="spellStart"/>
-      <w:r>
-        <w:rPr>
-          <w:rFonts w:ascii="Segoe UI" w:hAnsi="Segoe UI" w:cs="Segoe UI"/>
-          <w:sz w:val="20"/>
-          <w:szCs w:val="20"/>
-          <w:lang w:val="en-IN"/>
-        </w:rPr>
-        <w:t>itemCount</w:t>
-      </w:r>
-      <w:proofErr w:type="spellEnd"/>
-      <w:r>
-        <w:rPr>
-          <w:rFonts w:ascii="Segoe UI" w:hAnsi="Segoe UI" w:cs="Segoe UI"/>
-          <w:sz w:val="20"/>
-          <w:szCs w:val="20"/>
-          <w:lang w:val="en-IN"/>
-        </w:rPr>
-        <w:t xml:space="preserve"> = 10;</w:t>
+        <w:t xml:space="preserve">    public static void main(String[] args) {</w:t>
+      </w:r>
+      <w:r>
+        <w:rPr>
+          <w:rFonts w:ascii="Segoe UI" w:hAnsi="Segoe UI" w:cs="Segoe UI"/>
+          <w:sz w:val="20"/>
+          <w:szCs w:val="20"/>
+          <w:lang w:val="en-IN"/>
+        </w:rPr>
+        <w:br/>
+        <w:t xml:space="preserve">        SharedBuffer buffer = new SharedBuffer();</w:t>
+      </w:r>
+      <w:r>
+        <w:rPr>
+          <w:rFonts w:ascii="Segoe UI" w:hAnsi="Segoe UI" w:cs="Segoe UI"/>
+          <w:sz w:val="20"/>
+          <w:szCs w:val="20"/>
+          <w:lang w:val="en-IN"/>
+        </w:rPr>
+        <w:br/>
+        <w:t xml:space="preserve">        final int itemCount = 10;</w:t>
       </w:r>
       <w:r>
         <w:rPr>
@@ -3033,25 +1985,14 @@
         <w:lastRenderedPageBreak/>
         <w:t xml:space="preserve">        </w:t>
       </w:r>
-      <w:proofErr w:type="spellStart"/>
-      <w:r>
-        <w:rPr>
-          <w:rFonts w:ascii="Segoe UI" w:hAnsi="Segoe UI" w:cs="Segoe UI"/>
-          <w:sz w:val="20"/>
-          <w:szCs w:val="20"/>
-          <w:lang w:val="en-IN"/>
-        </w:rPr>
-        <w:t>Thread</w:t>
-      </w:r>
-      <w:proofErr w:type="spellEnd"/>
-      <w:r>
-        <w:rPr>
-          <w:rFonts w:ascii="Segoe UI" w:hAnsi="Segoe UI" w:cs="Segoe UI"/>
-          <w:sz w:val="20"/>
-          <w:szCs w:val="20"/>
-          <w:lang w:val="en-IN"/>
-        </w:rPr>
-        <w:t xml:space="preserve"> producer = new Thread(() -&gt; {</w:t>
+      <w:r>
+        <w:rPr>
+          <w:rFonts w:ascii="Segoe UI" w:hAnsi="Segoe UI" w:cs="Segoe UI"/>
+          <w:sz w:val="20"/>
+          <w:szCs w:val="20"/>
+          <w:lang w:val="en-IN"/>
+        </w:rPr>
+        <w:t>Thread producer = new Thread(() -&gt; {</w:t>
       </w:r>
       <w:r>
         <w:rPr>
@@ -3071,157 +2012,27 @@
           <w:lang w:val="en-IN"/>
         </w:rPr>
         <w:br/>
-        <w:t xml:space="preserve">                for (int </w:t>
-      </w:r>
-      <w:proofErr w:type="spellStart"/>
-      <w:r>
-        <w:rPr>
-          <w:rFonts w:ascii="Segoe UI" w:hAnsi="Segoe UI" w:cs="Segoe UI"/>
-          <w:sz w:val="20"/>
-          <w:szCs w:val="20"/>
-          <w:lang w:val="en-IN"/>
-        </w:rPr>
-        <w:t>i</w:t>
-      </w:r>
-      <w:proofErr w:type="spellEnd"/>
-      <w:r>
-        <w:rPr>
-          <w:rFonts w:ascii="Segoe UI" w:hAnsi="Segoe UI" w:cs="Segoe UI"/>
-          <w:sz w:val="20"/>
-          <w:szCs w:val="20"/>
-          <w:lang w:val="en-IN"/>
-        </w:rPr>
-        <w:t xml:space="preserve"> = 1; </w:t>
-      </w:r>
-      <w:proofErr w:type="spellStart"/>
-      <w:r>
-        <w:rPr>
-          <w:rFonts w:ascii="Segoe UI" w:hAnsi="Segoe UI" w:cs="Segoe UI"/>
-          <w:sz w:val="20"/>
-          <w:szCs w:val="20"/>
-          <w:lang w:val="en-IN"/>
-        </w:rPr>
-        <w:t>i</w:t>
-      </w:r>
-      <w:proofErr w:type="spellEnd"/>
-      <w:r>
-        <w:rPr>
-          <w:rFonts w:ascii="Segoe UI" w:hAnsi="Segoe UI" w:cs="Segoe UI"/>
-          <w:sz w:val="20"/>
-          <w:szCs w:val="20"/>
-          <w:lang w:val="en-IN"/>
-        </w:rPr>
-        <w:t xml:space="preserve"> &lt;= </w:t>
-      </w:r>
-      <w:proofErr w:type="spellStart"/>
-      <w:r>
-        <w:rPr>
-          <w:rFonts w:ascii="Segoe UI" w:hAnsi="Segoe UI" w:cs="Segoe UI"/>
-          <w:sz w:val="20"/>
-          <w:szCs w:val="20"/>
-          <w:lang w:val="en-IN"/>
-        </w:rPr>
-        <w:t>itemCount</w:t>
-      </w:r>
-      <w:proofErr w:type="spellEnd"/>
-      <w:r>
-        <w:rPr>
-          <w:rFonts w:ascii="Segoe UI" w:hAnsi="Segoe UI" w:cs="Segoe UI"/>
-          <w:sz w:val="20"/>
-          <w:szCs w:val="20"/>
-          <w:lang w:val="en-IN"/>
-        </w:rPr>
-        <w:t xml:space="preserve">; </w:t>
-      </w:r>
-      <w:proofErr w:type="spellStart"/>
-      <w:r>
-        <w:rPr>
-          <w:rFonts w:ascii="Segoe UI" w:hAnsi="Segoe UI" w:cs="Segoe UI"/>
-          <w:sz w:val="20"/>
-          <w:szCs w:val="20"/>
-          <w:lang w:val="en-IN"/>
-        </w:rPr>
-        <w:t>i</w:t>
-      </w:r>
-      <w:proofErr w:type="spellEnd"/>
-      <w:r>
-        <w:rPr>
-          <w:rFonts w:ascii="Segoe UI" w:hAnsi="Segoe UI" w:cs="Segoe UI"/>
-          <w:sz w:val="20"/>
-          <w:szCs w:val="20"/>
-          <w:lang w:val="en-IN"/>
-        </w:rPr>
-        <w:t>++) {</w:t>
-      </w:r>
-      <w:r>
-        <w:rPr>
-          <w:rFonts w:ascii="Segoe UI" w:hAnsi="Segoe UI" w:cs="Segoe UI"/>
-          <w:sz w:val="20"/>
-          <w:szCs w:val="20"/>
-          <w:lang w:val="en-IN"/>
-        </w:rPr>
-        <w:br/>
-        <w:t xml:space="preserve">                    </w:t>
-      </w:r>
-      <w:proofErr w:type="spellStart"/>
-      <w:r>
-        <w:rPr>
-          <w:rFonts w:ascii="Segoe UI" w:hAnsi="Segoe UI" w:cs="Segoe UI"/>
-          <w:sz w:val="20"/>
-          <w:szCs w:val="20"/>
-          <w:lang w:val="en-IN"/>
-        </w:rPr>
-        <w:t>buffer.produce</w:t>
-      </w:r>
-      <w:proofErr w:type="spellEnd"/>
-      <w:r>
-        <w:rPr>
-          <w:rFonts w:ascii="Segoe UI" w:hAnsi="Segoe UI" w:cs="Segoe UI"/>
-          <w:sz w:val="20"/>
-          <w:szCs w:val="20"/>
-          <w:lang w:val="en-IN"/>
-        </w:rPr>
-        <w:t>(</w:t>
-      </w:r>
-      <w:proofErr w:type="spellStart"/>
-      <w:r>
-        <w:rPr>
-          <w:rFonts w:ascii="Segoe UI" w:hAnsi="Segoe UI" w:cs="Segoe UI"/>
-          <w:sz w:val="20"/>
-          <w:szCs w:val="20"/>
-          <w:lang w:val="en-IN"/>
-        </w:rPr>
-        <w:t>i</w:t>
-      </w:r>
-      <w:proofErr w:type="spellEnd"/>
-      <w:r>
-        <w:rPr>
-          <w:rFonts w:ascii="Segoe UI" w:hAnsi="Segoe UI" w:cs="Segoe UI"/>
-          <w:sz w:val="20"/>
-          <w:szCs w:val="20"/>
-          <w:lang w:val="en-IN"/>
-        </w:rPr>
-        <w:t>);</w:t>
-      </w:r>
-      <w:r>
-        <w:rPr>
-          <w:rFonts w:ascii="Segoe UI" w:hAnsi="Segoe UI" w:cs="Segoe UI"/>
-          <w:sz w:val="20"/>
-          <w:szCs w:val="20"/>
-          <w:lang w:val="en-IN"/>
-        </w:rPr>
-        <w:br/>
-        <w:t xml:space="preserve">                    </w:t>
-      </w:r>
-      <w:proofErr w:type="spellStart"/>
-      <w:r>
-        <w:rPr>
-          <w:rFonts w:ascii="Segoe UI" w:hAnsi="Segoe UI" w:cs="Segoe UI"/>
-          <w:sz w:val="20"/>
-          <w:szCs w:val="20"/>
-          <w:lang w:val="en-IN"/>
-        </w:rPr>
-        <w:t>Thread.</w:t>
+        <w:t xml:space="preserve">                for (int i = 1; i &lt;= itemCount; i++) {</w:t>
+      </w:r>
+      <w:r>
+        <w:rPr>
+          <w:rFonts w:ascii="Segoe UI" w:hAnsi="Segoe UI" w:cs="Segoe UI"/>
+          <w:sz w:val="20"/>
+          <w:szCs w:val="20"/>
+          <w:lang w:val="en-IN"/>
+        </w:rPr>
+        <w:br/>
+        <w:t xml:space="preserve">                    buffer.produce(i);</w:t>
+      </w:r>
+      <w:r>
+        <w:rPr>
+          <w:rFonts w:ascii="Segoe UI" w:hAnsi="Segoe UI" w:cs="Segoe UI"/>
+          <w:sz w:val="20"/>
+          <w:szCs w:val="20"/>
+          <w:lang w:val="en-IN"/>
+        </w:rPr>
+        <w:br/>
+        <w:t xml:space="preserve">                    Thread.</w:t>
       </w:r>
       <w:r>
         <w:rPr>
@@ -3234,7 +2045,6 @@
         </w:rPr>
         <w:t>sleep</w:t>
       </w:r>
-      <w:proofErr w:type="spellEnd"/>
       <w:r>
         <w:rPr>
           <w:rFonts w:ascii="Segoe UI" w:hAnsi="Segoe UI" w:cs="Segoe UI"/>
@@ -3262,47 +2072,17 @@
           <w:lang w:val="en-IN"/>
         </w:rPr>
         <w:br/>
-        <w:t xml:space="preserve">            } catch (</w:t>
-      </w:r>
-      <w:proofErr w:type="spellStart"/>
-      <w:r>
-        <w:rPr>
-          <w:rFonts w:ascii="Segoe UI" w:hAnsi="Segoe UI" w:cs="Segoe UI"/>
-          <w:sz w:val="20"/>
-          <w:szCs w:val="20"/>
-          <w:lang w:val="en-IN"/>
-        </w:rPr>
-        <w:t>InterruptedException</w:t>
-      </w:r>
-      <w:proofErr w:type="spellEnd"/>
-      <w:r>
-        <w:rPr>
-          <w:rFonts w:ascii="Segoe UI" w:hAnsi="Segoe UI" w:cs="Segoe UI"/>
-          <w:sz w:val="20"/>
-          <w:szCs w:val="20"/>
-          <w:lang w:val="en-IN"/>
-        </w:rPr>
-        <w:t xml:space="preserve"> e) {</w:t>
-      </w:r>
-      <w:r>
-        <w:rPr>
-          <w:rFonts w:ascii="Segoe UI" w:hAnsi="Segoe UI" w:cs="Segoe UI"/>
-          <w:sz w:val="20"/>
-          <w:szCs w:val="20"/>
-          <w:lang w:val="en-IN"/>
-        </w:rPr>
-        <w:br/>
-        <w:t xml:space="preserve">                </w:t>
-      </w:r>
-      <w:proofErr w:type="spellStart"/>
-      <w:r>
-        <w:rPr>
-          <w:rFonts w:ascii="Segoe UI" w:hAnsi="Segoe UI" w:cs="Segoe UI"/>
-          <w:sz w:val="20"/>
-          <w:szCs w:val="20"/>
-          <w:lang w:val="en-IN"/>
-        </w:rPr>
-        <w:t>Thread.</w:t>
+        <w:t xml:space="preserve">            } catch (InterruptedException e) {</w:t>
+      </w:r>
+      <w:r>
+        <w:rPr>
+          <w:rFonts w:ascii="Segoe UI" w:hAnsi="Segoe UI" w:cs="Segoe UI"/>
+          <w:sz w:val="20"/>
+          <w:szCs w:val="20"/>
+          <w:lang w:val="en-IN"/>
+        </w:rPr>
+        <w:br/>
+        <w:t xml:space="preserve">                Thread.</w:t>
       </w:r>
       <w:r>
         <w:rPr>
@@ -3315,7 +2095,6 @@
         </w:rPr>
         <w:t>currentThread</w:t>
       </w:r>
-      <w:proofErr w:type="spellEnd"/>
       <w:r>
         <w:rPr>
           <w:rFonts w:ascii="Segoe UI" w:hAnsi="Segoe UI" w:cs="Segoe UI"/>
@@ -3387,25 +2166,14 @@
         <w:br/>
         <w:t xml:space="preserve">        </w:t>
       </w:r>
-      <w:proofErr w:type="spellStart"/>
-      <w:r>
-        <w:rPr>
-          <w:rFonts w:ascii="Segoe UI" w:hAnsi="Segoe UI" w:cs="Segoe UI"/>
-          <w:sz w:val="20"/>
-          <w:szCs w:val="20"/>
-          <w:lang w:val="en-IN"/>
-        </w:rPr>
-        <w:t>Thread</w:t>
-      </w:r>
-      <w:proofErr w:type="spellEnd"/>
-      <w:r>
-        <w:rPr>
-          <w:rFonts w:ascii="Segoe UI" w:hAnsi="Segoe UI" w:cs="Segoe UI"/>
-          <w:sz w:val="20"/>
-          <w:szCs w:val="20"/>
-          <w:lang w:val="en-IN"/>
-        </w:rPr>
-        <w:t xml:space="preserve"> consumer = new Thread(() -&gt; {</w:t>
+      <w:r>
+        <w:rPr>
+          <w:rFonts w:ascii="Segoe UI" w:hAnsi="Segoe UI" w:cs="Segoe UI"/>
+          <w:sz w:val="20"/>
+          <w:szCs w:val="20"/>
+          <w:lang w:val="en-IN"/>
+        </w:rPr>
+        <w:t>Thread consumer = new Thread(() -&gt; {</w:t>
       </w:r>
       <w:r>
         <w:rPr>
@@ -3425,137 +2193,27 @@
           <w:lang w:val="en-IN"/>
         </w:rPr>
         <w:br/>
-        <w:t xml:space="preserve">                for (int </w:t>
-      </w:r>
-      <w:proofErr w:type="spellStart"/>
-      <w:r>
-        <w:rPr>
-          <w:rFonts w:ascii="Segoe UI" w:hAnsi="Segoe UI" w:cs="Segoe UI"/>
-          <w:sz w:val="20"/>
-          <w:szCs w:val="20"/>
-          <w:lang w:val="en-IN"/>
-        </w:rPr>
-        <w:t>i</w:t>
-      </w:r>
-      <w:proofErr w:type="spellEnd"/>
-      <w:r>
-        <w:rPr>
-          <w:rFonts w:ascii="Segoe UI" w:hAnsi="Segoe UI" w:cs="Segoe UI"/>
-          <w:sz w:val="20"/>
-          <w:szCs w:val="20"/>
-          <w:lang w:val="en-IN"/>
-        </w:rPr>
-        <w:t xml:space="preserve"> = 1; </w:t>
-      </w:r>
-      <w:proofErr w:type="spellStart"/>
-      <w:r>
-        <w:rPr>
-          <w:rFonts w:ascii="Segoe UI" w:hAnsi="Segoe UI" w:cs="Segoe UI"/>
-          <w:sz w:val="20"/>
-          <w:szCs w:val="20"/>
-          <w:lang w:val="en-IN"/>
-        </w:rPr>
-        <w:t>i</w:t>
-      </w:r>
-      <w:proofErr w:type="spellEnd"/>
-      <w:r>
-        <w:rPr>
-          <w:rFonts w:ascii="Segoe UI" w:hAnsi="Segoe UI" w:cs="Segoe UI"/>
-          <w:sz w:val="20"/>
-          <w:szCs w:val="20"/>
-          <w:lang w:val="en-IN"/>
-        </w:rPr>
-        <w:t xml:space="preserve"> &lt;= </w:t>
-      </w:r>
-      <w:proofErr w:type="spellStart"/>
-      <w:r>
-        <w:rPr>
-          <w:rFonts w:ascii="Segoe UI" w:hAnsi="Segoe UI" w:cs="Segoe UI"/>
-          <w:sz w:val="20"/>
-          <w:szCs w:val="20"/>
-          <w:lang w:val="en-IN"/>
-        </w:rPr>
-        <w:t>itemCount</w:t>
-      </w:r>
-      <w:proofErr w:type="spellEnd"/>
-      <w:r>
-        <w:rPr>
-          <w:rFonts w:ascii="Segoe UI" w:hAnsi="Segoe UI" w:cs="Segoe UI"/>
-          <w:sz w:val="20"/>
-          <w:szCs w:val="20"/>
-          <w:lang w:val="en-IN"/>
-        </w:rPr>
-        <w:t xml:space="preserve">; </w:t>
-      </w:r>
-      <w:proofErr w:type="spellStart"/>
-      <w:r>
-        <w:rPr>
-          <w:rFonts w:ascii="Segoe UI" w:hAnsi="Segoe UI" w:cs="Segoe UI"/>
-          <w:sz w:val="20"/>
-          <w:szCs w:val="20"/>
-          <w:lang w:val="en-IN"/>
-        </w:rPr>
-        <w:t>i</w:t>
-      </w:r>
-      <w:proofErr w:type="spellEnd"/>
-      <w:r>
-        <w:rPr>
-          <w:rFonts w:ascii="Segoe UI" w:hAnsi="Segoe UI" w:cs="Segoe UI"/>
-          <w:sz w:val="20"/>
-          <w:szCs w:val="20"/>
-          <w:lang w:val="en-IN"/>
-        </w:rPr>
-        <w:t>++) {</w:t>
-      </w:r>
-      <w:r>
-        <w:rPr>
-          <w:rFonts w:ascii="Segoe UI" w:hAnsi="Segoe UI" w:cs="Segoe UI"/>
-          <w:sz w:val="20"/>
-          <w:szCs w:val="20"/>
-          <w:lang w:val="en-IN"/>
-        </w:rPr>
-        <w:br/>
-        <w:t xml:space="preserve">                    </w:t>
-      </w:r>
-      <w:proofErr w:type="spellStart"/>
-      <w:r>
-        <w:rPr>
-          <w:rFonts w:ascii="Segoe UI" w:hAnsi="Segoe UI" w:cs="Segoe UI"/>
-          <w:sz w:val="20"/>
-          <w:szCs w:val="20"/>
-          <w:lang w:val="en-IN"/>
-        </w:rPr>
-        <w:t>buffer.consume</w:t>
-      </w:r>
-      <w:proofErr w:type="spellEnd"/>
-      <w:r>
-        <w:rPr>
-          <w:rFonts w:ascii="Segoe UI" w:hAnsi="Segoe UI" w:cs="Segoe UI"/>
-          <w:sz w:val="20"/>
-          <w:szCs w:val="20"/>
-          <w:lang w:val="en-IN"/>
-        </w:rPr>
-        <w:t>();</w:t>
-      </w:r>
-      <w:r>
-        <w:rPr>
-          <w:rFonts w:ascii="Segoe UI" w:hAnsi="Segoe UI" w:cs="Segoe UI"/>
-          <w:sz w:val="20"/>
-          <w:szCs w:val="20"/>
-          <w:lang w:val="en-IN"/>
-        </w:rPr>
-        <w:br/>
-        <w:t xml:space="preserve">                    </w:t>
-      </w:r>
-      <w:proofErr w:type="spellStart"/>
-      <w:r>
-        <w:rPr>
-          <w:rFonts w:ascii="Segoe UI" w:hAnsi="Segoe UI" w:cs="Segoe UI"/>
-          <w:sz w:val="20"/>
-          <w:szCs w:val="20"/>
-          <w:lang w:val="en-IN"/>
-        </w:rPr>
-        <w:t>Thread.</w:t>
+        <w:t xml:space="preserve">                for (int i = 1; i &lt;= itemCount; i++) {</w:t>
+      </w:r>
+      <w:r>
+        <w:rPr>
+          <w:rFonts w:ascii="Segoe UI" w:hAnsi="Segoe UI" w:cs="Segoe UI"/>
+          <w:sz w:val="20"/>
+          <w:szCs w:val="20"/>
+          <w:lang w:val="en-IN"/>
+        </w:rPr>
+        <w:br/>
+        <w:t xml:space="preserve">                    buffer.consume();</w:t>
+      </w:r>
+      <w:r>
+        <w:rPr>
+          <w:rFonts w:ascii="Segoe UI" w:hAnsi="Segoe UI" w:cs="Segoe UI"/>
+          <w:sz w:val="20"/>
+          <w:szCs w:val="20"/>
+          <w:lang w:val="en-IN"/>
+        </w:rPr>
+        <w:br/>
+        <w:t xml:space="preserve">                    Thread.</w:t>
       </w:r>
       <w:r>
         <w:rPr>
@@ -3568,7 +2226,6 @@
         </w:rPr>
         <w:t>sleep</w:t>
       </w:r>
-      <w:proofErr w:type="spellEnd"/>
       <w:r>
         <w:rPr>
           <w:rFonts w:ascii="Segoe UI" w:hAnsi="Segoe UI" w:cs="Segoe UI"/>
@@ -3596,47 +2253,17 @@
           <w:lang w:val="en-IN"/>
         </w:rPr>
         <w:br/>
-        <w:t xml:space="preserve">            } catch (</w:t>
-      </w:r>
-      <w:proofErr w:type="spellStart"/>
-      <w:r>
-        <w:rPr>
-          <w:rFonts w:ascii="Segoe UI" w:hAnsi="Segoe UI" w:cs="Segoe UI"/>
-          <w:sz w:val="20"/>
-          <w:szCs w:val="20"/>
-          <w:lang w:val="en-IN"/>
-        </w:rPr>
-        <w:t>InterruptedException</w:t>
-      </w:r>
-      <w:proofErr w:type="spellEnd"/>
-      <w:r>
-        <w:rPr>
-          <w:rFonts w:ascii="Segoe UI" w:hAnsi="Segoe UI" w:cs="Segoe UI"/>
-          <w:sz w:val="20"/>
-          <w:szCs w:val="20"/>
-          <w:lang w:val="en-IN"/>
-        </w:rPr>
-        <w:t xml:space="preserve"> e) {</w:t>
-      </w:r>
-      <w:r>
-        <w:rPr>
-          <w:rFonts w:ascii="Segoe UI" w:hAnsi="Segoe UI" w:cs="Segoe UI"/>
-          <w:sz w:val="20"/>
-          <w:szCs w:val="20"/>
-          <w:lang w:val="en-IN"/>
-        </w:rPr>
-        <w:br/>
-        <w:t xml:space="preserve">                </w:t>
-      </w:r>
-      <w:proofErr w:type="spellStart"/>
-      <w:r>
-        <w:rPr>
-          <w:rFonts w:ascii="Segoe UI" w:hAnsi="Segoe UI" w:cs="Segoe UI"/>
-          <w:sz w:val="20"/>
-          <w:szCs w:val="20"/>
-          <w:lang w:val="en-IN"/>
-        </w:rPr>
-        <w:t>Thread.</w:t>
+        <w:t xml:space="preserve">            } catch (InterruptedException e) {</w:t>
+      </w:r>
+      <w:r>
+        <w:rPr>
+          <w:rFonts w:ascii="Segoe UI" w:hAnsi="Segoe UI" w:cs="Segoe UI"/>
+          <w:sz w:val="20"/>
+          <w:szCs w:val="20"/>
+          <w:lang w:val="en-IN"/>
+        </w:rPr>
+        <w:br/>
+        <w:t xml:space="preserve">                Thread.</w:t>
       </w:r>
       <w:r>
         <w:rPr>
@@ -3649,7 +2276,6 @@
         </w:rPr>
         <w:t>currentThread</w:t>
       </w:r>
-      <w:proofErr w:type="spellEnd"/>
       <w:r>
         <w:rPr>
           <w:rFonts w:ascii="Segoe UI" w:hAnsi="Segoe UI" w:cs="Segoe UI"/>
@@ -3721,55 +2347,24 @@
         <w:br/>
         <w:t xml:space="preserve">        </w:t>
       </w:r>
-      <w:proofErr w:type="spellStart"/>
-      <w:r>
-        <w:rPr>
-          <w:rFonts w:ascii="Segoe UI" w:hAnsi="Segoe UI" w:cs="Segoe UI"/>
-          <w:sz w:val="20"/>
-          <w:szCs w:val="20"/>
-          <w:lang w:val="en-IN"/>
-        </w:rPr>
-        <w:t>producer.start</w:t>
-      </w:r>
-      <w:proofErr w:type="spellEnd"/>
-      <w:r>
-        <w:rPr>
-          <w:rFonts w:ascii="Segoe UI" w:hAnsi="Segoe UI" w:cs="Segoe UI"/>
-          <w:sz w:val="20"/>
-          <w:szCs w:val="20"/>
-          <w:lang w:val="en-IN"/>
-        </w:rPr>
-        <w:t>();</w:t>
-      </w:r>
-      <w:r>
-        <w:rPr>
-          <w:rFonts w:ascii="Segoe UI" w:hAnsi="Segoe UI" w:cs="Segoe UI"/>
-          <w:sz w:val="20"/>
-          <w:szCs w:val="20"/>
-          <w:lang w:val="en-IN"/>
-        </w:rPr>
-        <w:br/>
-        <w:t xml:space="preserve">        </w:t>
-      </w:r>
-      <w:proofErr w:type="spellStart"/>
-      <w:r>
-        <w:rPr>
-          <w:rFonts w:ascii="Segoe UI" w:hAnsi="Segoe UI" w:cs="Segoe UI"/>
-          <w:sz w:val="20"/>
-          <w:szCs w:val="20"/>
-          <w:lang w:val="en-IN"/>
-        </w:rPr>
-        <w:t>consumer.start</w:t>
-      </w:r>
-      <w:proofErr w:type="spellEnd"/>
-      <w:r>
-        <w:rPr>
-          <w:rFonts w:ascii="Segoe UI" w:hAnsi="Segoe UI" w:cs="Segoe UI"/>
-          <w:sz w:val="20"/>
-          <w:szCs w:val="20"/>
-          <w:lang w:val="en-IN"/>
-        </w:rPr>
-        <w:t>();</w:t>
+      <w:r>
+        <w:rPr>
+          <w:rFonts w:ascii="Segoe UI" w:hAnsi="Segoe UI" w:cs="Segoe UI"/>
+          <w:sz w:val="20"/>
+          <w:szCs w:val="20"/>
+          <w:lang w:val="en-IN"/>
+        </w:rPr>
+        <w:t>producer.start();</w:t>
+      </w:r>
+      <w:r>
+        <w:rPr>
+          <w:rFonts w:ascii="Segoe UI" w:hAnsi="Segoe UI" w:cs="Segoe UI"/>
+          <w:sz w:val="20"/>
+          <w:szCs w:val="20"/>
+          <w:lang w:val="en-IN"/>
+        </w:rPr>
+        <w:br/>
+        <w:t xml:space="preserve">        consumer.start();</w:t>
       </w:r>
       <w:r>
         <w:rPr>
@@ -3830,107 +2425,37 @@
           <w:lang w:val="en-IN"/>
         </w:rPr>
         <w:br/>
-        <w:t xml:space="preserve">            </w:t>
-      </w:r>
-      <w:proofErr w:type="spellStart"/>
-      <w:r>
-        <w:rPr>
-          <w:rFonts w:ascii="Segoe UI" w:hAnsi="Segoe UI" w:cs="Segoe UI"/>
-          <w:sz w:val="20"/>
-          <w:szCs w:val="20"/>
-          <w:lang w:val="en-IN"/>
-        </w:rPr>
-        <w:t>producer.join</w:t>
-      </w:r>
-      <w:proofErr w:type="spellEnd"/>
-      <w:r>
-        <w:rPr>
-          <w:rFonts w:ascii="Segoe UI" w:hAnsi="Segoe UI" w:cs="Segoe UI"/>
-          <w:sz w:val="20"/>
-          <w:szCs w:val="20"/>
-          <w:lang w:val="en-IN"/>
-        </w:rPr>
-        <w:t>();</w:t>
-      </w:r>
-      <w:r>
-        <w:rPr>
-          <w:rFonts w:ascii="Segoe UI" w:hAnsi="Segoe UI" w:cs="Segoe UI"/>
-          <w:sz w:val="20"/>
-          <w:szCs w:val="20"/>
-          <w:lang w:val="en-IN"/>
-        </w:rPr>
-        <w:br/>
-        <w:t xml:space="preserve">            </w:t>
-      </w:r>
-      <w:proofErr w:type="spellStart"/>
-      <w:r>
-        <w:rPr>
-          <w:rFonts w:ascii="Segoe UI" w:hAnsi="Segoe UI" w:cs="Segoe UI"/>
-          <w:sz w:val="20"/>
-          <w:szCs w:val="20"/>
-          <w:lang w:val="en-IN"/>
-        </w:rPr>
-        <w:t>consumer.join</w:t>
-      </w:r>
-      <w:proofErr w:type="spellEnd"/>
-      <w:r>
-        <w:rPr>
-          <w:rFonts w:ascii="Segoe UI" w:hAnsi="Segoe UI" w:cs="Segoe UI"/>
-          <w:sz w:val="20"/>
-          <w:szCs w:val="20"/>
-          <w:lang w:val="en-IN"/>
-        </w:rPr>
-        <w:t>();</w:t>
-      </w:r>
-      <w:r>
-        <w:rPr>
-          <w:rFonts w:ascii="Segoe UI" w:hAnsi="Segoe UI" w:cs="Segoe UI"/>
-          <w:sz w:val="20"/>
-          <w:szCs w:val="20"/>
-          <w:lang w:val="en-IN"/>
-        </w:rPr>
-        <w:br/>
-        <w:t xml:space="preserve">        } catch (</w:t>
-      </w:r>
-      <w:proofErr w:type="spellStart"/>
-      <w:r>
-        <w:rPr>
-          <w:rFonts w:ascii="Segoe UI" w:hAnsi="Segoe UI" w:cs="Segoe UI"/>
-          <w:sz w:val="20"/>
-          <w:szCs w:val="20"/>
-          <w:lang w:val="en-IN"/>
-        </w:rPr>
-        <w:t>InterruptedException</w:t>
-      </w:r>
-      <w:proofErr w:type="spellEnd"/>
-      <w:r>
-        <w:rPr>
-          <w:rFonts w:ascii="Segoe UI" w:hAnsi="Segoe UI" w:cs="Segoe UI"/>
-          <w:sz w:val="20"/>
-          <w:szCs w:val="20"/>
-          <w:lang w:val="en-IN"/>
-        </w:rPr>
-        <w:t xml:space="preserve"> e) {</w:t>
-      </w:r>
-      <w:r>
-        <w:rPr>
-          <w:rFonts w:ascii="Segoe UI" w:hAnsi="Segoe UI" w:cs="Segoe UI"/>
-          <w:sz w:val="20"/>
-          <w:szCs w:val="20"/>
-          <w:lang w:val="en-IN"/>
-        </w:rPr>
-        <w:br/>
-        <w:t xml:space="preserve">            </w:t>
-      </w:r>
-      <w:proofErr w:type="spellStart"/>
-      <w:r>
-        <w:rPr>
-          <w:rFonts w:ascii="Segoe UI" w:hAnsi="Segoe UI" w:cs="Segoe UI"/>
-          <w:sz w:val="20"/>
-          <w:szCs w:val="20"/>
-          <w:lang w:val="en-IN"/>
-        </w:rPr>
-        <w:t>Thread.</w:t>
+        <w:t xml:space="preserve">            producer.join();</w:t>
+      </w:r>
+      <w:r>
+        <w:rPr>
+          <w:rFonts w:ascii="Segoe UI" w:hAnsi="Segoe UI" w:cs="Segoe UI"/>
+          <w:sz w:val="20"/>
+          <w:szCs w:val="20"/>
+          <w:lang w:val="en-IN"/>
+        </w:rPr>
+        <w:br/>
+        <w:t xml:space="preserve">            consumer.join();</w:t>
+      </w:r>
+      <w:r>
+        <w:rPr>
+          <w:rFonts w:ascii="Segoe UI" w:hAnsi="Segoe UI" w:cs="Segoe UI"/>
+          <w:sz w:val="20"/>
+          <w:szCs w:val="20"/>
+          <w:lang w:val="en-IN"/>
+        </w:rPr>
+        <w:br/>
+        <w:t xml:space="preserve">        } catch (InterruptedException e) {</w:t>
+      </w:r>
+      <w:r>
+        <w:rPr>
+          <w:rFonts w:ascii="Segoe UI" w:hAnsi="Segoe UI" w:cs="Segoe UI"/>
+          <w:sz w:val="20"/>
+          <w:szCs w:val="20"/>
+          <w:lang w:val="en-IN"/>
+        </w:rPr>
+        <w:br/>
+        <w:t xml:space="preserve">            Thread.</w:t>
       </w:r>
       <w:r>
         <w:rPr>
@@ -3943,7 +2468,6 @@
         </w:rPr>
         <w:t>currentThread</w:t>
       </w:r>
-      <w:proofErr w:type="spellEnd"/>
       <w:r>
         <w:rPr>
           <w:rFonts w:ascii="Segoe UI" w:hAnsi="Segoe UI" w:cs="Segoe UI"/>
@@ -3980,17 +2504,7 @@
           <w:lang w:val="en-IN"/>
         </w:rPr>
         <w:br/>
-        <w:t xml:space="preserve">        </w:t>
-      </w:r>
-      <w:proofErr w:type="spellStart"/>
-      <w:r>
-        <w:rPr>
-          <w:rFonts w:ascii="Segoe UI" w:hAnsi="Segoe UI" w:cs="Segoe UI"/>
-          <w:sz w:val="20"/>
-          <w:szCs w:val="20"/>
-          <w:lang w:val="en-IN"/>
-        </w:rPr>
-        <w:t>System.</w:t>
+        <w:t xml:space="preserve">        System.</w:t>
       </w:r>
       <w:r>
         <w:rPr>
@@ -4010,37 +2524,7 @@
           <w:szCs w:val="20"/>
           <w:lang w:val="en-IN"/>
         </w:rPr>
-        <w:t>.println</w:t>
-      </w:r>
-      <w:proofErr w:type="spellEnd"/>
-      <w:r>
-        <w:rPr>
-          <w:rFonts w:ascii="Segoe UI" w:hAnsi="Segoe UI" w:cs="Segoe UI"/>
-          <w:sz w:val="20"/>
-          <w:szCs w:val="20"/>
-          <w:lang w:val="en-IN"/>
-        </w:rPr>
-        <w:t>("\</w:t>
-      </w:r>
-      <w:proofErr w:type="spellStart"/>
-      <w:r>
-        <w:rPr>
-          <w:rFonts w:ascii="Segoe UI" w:hAnsi="Segoe UI" w:cs="Segoe UI"/>
-          <w:sz w:val="20"/>
-          <w:szCs w:val="20"/>
-          <w:lang w:val="en-IN"/>
-        </w:rPr>
-        <w:t>nAll</w:t>
-      </w:r>
-      <w:proofErr w:type="spellEnd"/>
-      <w:r>
-        <w:rPr>
-          <w:rFonts w:ascii="Segoe UI" w:hAnsi="Segoe UI" w:cs="Segoe UI"/>
-          <w:sz w:val="20"/>
-          <w:szCs w:val="20"/>
-          <w:lang w:val="en-IN"/>
-        </w:rPr>
-        <w:t xml:space="preserve"> items produced and consumed successfully.");</w:t>
+        <w:t>.println("\nAll items produced and consumed successfully.");</w:t>
       </w:r>
       <w:r>
         <w:rPr>
@@ -4331,12 +2815,15 @@
     </w:p>
     <w:p>
       <w:pPr>
+        <w:jc w:val="center"/>
         <w:rPr>
           <w:rFonts w:ascii="Segoe UI" w:hAnsi="Segoe UI" w:cs="Segoe UI"/>
           <w:b/>
           <w:bCs/>
           <w:sz w:val="28"/>
           <w:szCs w:val="28"/>
+          <w:u w:val="single"/>
+          <w:lang w:val="en-IN"/>
         </w:rPr>
       </w:pPr>
       <w:r>
@@ -4346,8 +2833,951 @@
           <w:bCs/>
           <w:sz w:val="28"/>
           <w:szCs w:val="28"/>
+          <w:u w:val="single"/>
+          <w:lang w:val="en-IN"/>
         </w:rPr>
         <w:lastRenderedPageBreak/>
+        <w:t>PART - B</w:t>
+      </w:r>
+    </w:p>
+    <w:p>
+      <w:pPr>
+        <w:pStyle w:val="ListParagraph"/>
+        <w:numPr>
+          <w:ilvl w:val="0"/>
+          <w:numId w:val="4"/>
+        </w:numPr>
+        <w:rPr>
+          <w:rFonts w:ascii="Segoe UI" w:hAnsi="Segoe UI" w:cs="Segoe UI"/>
+          <w:b/>
+          <w:bCs/>
+          <w:lang w:val="en-IN"/>
+        </w:rPr>
+      </w:pPr>
+      <w:r>
+        <w:rPr>
+          <w:rFonts w:ascii="Segoe UI" w:hAnsi="Segoe UI" w:cs="Segoe UI"/>
+          <w:b/>
+          <w:bCs/>
+          <w:lang w:val="en-IN"/>
+        </w:rPr>
+        <w:t>TransactionBuffer.java</w:t>
+      </w:r>
+    </w:p>
+    <w:p>
+      <w:pPr>
+        <w:rPr>
+          <w:lang w:val="en-IN" w:eastAsia="en-IN"/>
+        </w:rPr>
+      </w:pPr>
+      <w:r>
+        <w:rPr>
+          <w:lang w:val="en-IN" w:eastAsia="en-IN"/>
+        </w:rPr>
+        <w:t>package service;</w:t>
+      </w:r>
+    </w:p>
+    <w:p>
+      <w:pPr>
+        <w:rPr>
+          <w:lang w:val="en-IN" w:eastAsia="en-IN"/>
+        </w:rPr>
+      </w:pPr>
+    </w:p>
+    <w:p>
+      <w:pPr>
+        <w:rPr>
+          <w:lang w:val="en-IN" w:eastAsia="en-IN"/>
+        </w:rPr>
+      </w:pPr>
+      <w:r>
+        <w:rPr>
+          <w:lang w:val="en-IN" w:eastAsia="en-IN"/>
+        </w:rPr>
+        <w:t>import model.Command;</w:t>
+      </w:r>
+    </w:p>
+    <w:p>
+      <w:pPr>
+        <w:rPr>
+          <w:lang w:val="en-IN" w:eastAsia="en-IN"/>
+        </w:rPr>
+      </w:pPr>
+    </w:p>
+    <w:p>
+      <w:pPr>
+        <w:rPr>
+          <w:lang w:val="en-IN" w:eastAsia="en-IN"/>
+        </w:rPr>
+      </w:pPr>
+      <w:r>
+        <w:rPr>
+          <w:lang w:val="en-IN" w:eastAsia="en-IN"/>
+        </w:rPr>
+        <w:t>public final class TransactionBuffer {</w:t>
+      </w:r>
+    </w:p>
+    <w:p>
+      <w:pPr>
+        <w:rPr>
+          <w:lang w:val="en-IN" w:eastAsia="en-IN"/>
+        </w:rPr>
+      </w:pPr>
+    </w:p>
+    <w:p>
+      <w:pPr>
+        <w:rPr>
+          <w:lang w:val="en-IN" w:eastAsia="en-IN"/>
+        </w:rPr>
+      </w:pPr>
+      <w:r>
+        <w:rPr>
+          <w:lang w:val="en-IN" w:eastAsia="en-IN"/>
+        </w:rPr>
+        <w:t>    private final Command[] buffer;</w:t>
+      </w:r>
+    </w:p>
+    <w:p>
+      <w:pPr>
+        <w:rPr>
+          <w:lang w:val="en-IN" w:eastAsia="en-IN"/>
+        </w:rPr>
+      </w:pPr>
+      <w:r>
+        <w:rPr>
+          <w:lang w:val="en-IN" w:eastAsia="en-IN"/>
+        </w:rPr>
+        <w:t>    private int head, tail, count;</w:t>
+      </w:r>
+    </w:p>
+    <w:p>
+      <w:pPr>
+        <w:rPr>
+          <w:lang w:val="en-IN" w:eastAsia="en-IN"/>
+        </w:rPr>
+      </w:pPr>
+      <w:r>
+        <w:rPr>
+          <w:lang w:val="en-IN" w:eastAsia="en-IN"/>
+        </w:rPr>
+        <w:t>    private boolean closed;</w:t>
+      </w:r>
+    </w:p>
+    <w:p>
+      <w:pPr>
+        <w:rPr>
+          <w:lang w:val="en-IN" w:eastAsia="en-IN"/>
+        </w:rPr>
+      </w:pPr>
+    </w:p>
+    <w:p>
+      <w:pPr>
+        <w:rPr>
+          <w:lang w:val="en-IN" w:eastAsia="en-IN"/>
+        </w:rPr>
+      </w:pPr>
+      <w:r>
+        <w:rPr>
+          <w:lang w:val="en-IN" w:eastAsia="en-IN"/>
+        </w:rPr>
+        <w:t>    public TransactionBuffer(int capacity) {</w:t>
+      </w:r>
+    </w:p>
+    <w:p>
+      <w:pPr>
+        <w:rPr>
+          <w:lang w:val="en-IN" w:eastAsia="en-IN"/>
+        </w:rPr>
+      </w:pPr>
+      <w:r>
+        <w:rPr>
+          <w:lang w:val="en-IN" w:eastAsia="en-IN"/>
+        </w:rPr>
+        <w:t>        buffer = new Command[capacity];</w:t>
+      </w:r>
+    </w:p>
+    <w:p>
+      <w:pPr>
+        <w:rPr>
+          <w:lang w:val="en-IN" w:eastAsia="en-IN"/>
+        </w:rPr>
+      </w:pPr>
+      <w:r>
+        <w:rPr>
+          <w:lang w:val="en-IN" w:eastAsia="en-IN"/>
+        </w:rPr>
+        <w:t>    }</w:t>
+      </w:r>
+    </w:p>
+    <w:p>
+      <w:pPr>
+        <w:rPr>
+          <w:lang w:val="en-IN" w:eastAsia="en-IN"/>
+        </w:rPr>
+      </w:pPr>
+    </w:p>
+    <w:p>
+      <w:pPr>
+        <w:rPr>
+          <w:lang w:val="en-IN" w:eastAsia="en-IN"/>
+        </w:rPr>
+      </w:pPr>
+      <w:r>
+        <w:rPr>
+          <w:lang w:val="en-IN" w:eastAsia="en-IN"/>
+        </w:rPr>
+        <w:t>    public synchronized void put(Command c) throws InterruptedException {</w:t>
+      </w:r>
+    </w:p>
+    <w:p>
+      <w:pPr>
+        <w:rPr>
+          <w:lang w:val="en-IN" w:eastAsia="en-IN"/>
+        </w:rPr>
+      </w:pPr>
+      <w:r>
+        <w:rPr>
+          <w:lang w:val="en-IN" w:eastAsia="en-IN"/>
+        </w:rPr>
+        <w:t>        while (count == buffer.length &amp;&amp; !closed) {</w:t>
+      </w:r>
+    </w:p>
+    <w:p>
+      <w:pPr>
+        <w:rPr>
+          <w:lang w:val="en-IN" w:eastAsia="en-IN"/>
+        </w:rPr>
+      </w:pPr>
+      <w:r>
+        <w:rPr>
+          <w:lang w:val="en-IN" w:eastAsia="en-IN"/>
+        </w:rPr>
+        <w:t>            wait();</w:t>
+      </w:r>
+    </w:p>
+    <w:p>
+      <w:pPr>
+        <w:rPr>
+          <w:lang w:val="en-IN" w:eastAsia="en-IN"/>
+        </w:rPr>
+      </w:pPr>
+      <w:r>
+        <w:rPr>
+          <w:lang w:val="en-IN" w:eastAsia="en-IN"/>
+        </w:rPr>
+        <w:t xml:space="preserve">        </w:t>
+      </w:r>
+    </w:p>
+    <w:p>
+      <w:pPr>
+        <w:rPr>
+          <w:lang w:val="en-IN" w:eastAsia="en-IN"/>
+        </w:rPr>
+      </w:pPr>
+      <w:r>
+        <w:rPr>
+          <w:lang w:val="en-IN" w:eastAsia="en-IN"/>
+        </w:rPr>
+        <w:t>        }if (closed) {</w:t>
+      </w:r>
+    </w:p>
+    <w:p>
+      <w:pPr>
+        <w:rPr>
+          <w:lang w:val="en-IN" w:eastAsia="en-IN"/>
+        </w:rPr>
+      </w:pPr>
+      <w:r>
+        <w:rPr>
+          <w:lang w:val="en-IN" w:eastAsia="en-IN"/>
+        </w:rPr>
+        <w:t>            throw new IllegalStateException("Buffer closed");</w:t>
+      </w:r>
+    </w:p>
+    <w:p>
+      <w:pPr>
+        <w:rPr>
+          <w:lang w:val="en-IN" w:eastAsia="en-IN"/>
+        </w:rPr>
+      </w:pPr>
+      <w:r>
+        <w:rPr>
+          <w:lang w:val="en-IN" w:eastAsia="en-IN"/>
+        </w:rPr>
+        <w:t xml:space="preserve">        </w:t>
+      </w:r>
+    </w:p>
+    <w:p>
+      <w:pPr>
+        <w:rPr>
+          <w:lang w:val="en-IN" w:eastAsia="en-IN"/>
+        </w:rPr>
+      </w:pPr>
+      <w:r>
+        <w:rPr>
+          <w:lang w:val="en-IN" w:eastAsia="en-IN"/>
+        </w:rPr>
+        <w:t>        }buffer[tail] = c;</w:t>
+      </w:r>
+    </w:p>
+    <w:p>
+      <w:pPr>
+        <w:rPr>
+          <w:lang w:val="en-IN" w:eastAsia="en-IN"/>
+        </w:rPr>
+      </w:pPr>
+      <w:r>
+        <w:rPr>
+          <w:lang w:val="en-IN" w:eastAsia="en-IN"/>
+        </w:rPr>
+        <w:t>        tail = (tail + 1) % buffer.length;</w:t>
+      </w:r>
+    </w:p>
+    <w:p>
+      <w:pPr>
+        <w:rPr>
+          <w:lang w:val="en-IN" w:eastAsia="en-IN"/>
+        </w:rPr>
+      </w:pPr>
+      <w:r>
+        <w:rPr>
+          <w:lang w:val="en-IN" w:eastAsia="en-IN"/>
+        </w:rPr>
+        <w:t>        count++;</w:t>
+      </w:r>
+    </w:p>
+    <w:p>
+      <w:pPr>
+        <w:rPr>
+          <w:lang w:val="en-IN" w:eastAsia="en-IN"/>
+        </w:rPr>
+      </w:pPr>
+      <w:r>
+        <w:rPr>
+          <w:lang w:val="en-IN" w:eastAsia="en-IN"/>
+        </w:rPr>
+        <w:t>        notifyAll();</w:t>
+      </w:r>
+    </w:p>
+    <w:p>
+      <w:pPr>
+        <w:rPr>
+          <w:lang w:val="en-IN" w:eastAsia="en-IN"/>
+        </w:rPr>
+      </w:pPr>
+      <w:r>
+        <w:rPr>
+          <w:lang w:val="en-IN" w:eastAsia="en-IN"/>
+        </w:rPr>
+        <w:t>    }</w:t>
+      </w:r>
+    </w:p>
+    <w:p>
+      <w:pPr>
+        <w:rPr>
+          <w:lang w:val="en-IN" w:eastAsia="en-IN"/>
+        </w:rPr>
+      </w:pPr>
+    </w:p>
+    <w:p>
+      <w:pPr>
+        <w:rPr>
+          <w:lang w:val="en-IN" w:eastAsia="en-IN"/>
+        </w:rPr>
+      </w:pPr>
+      <w:r>
+        <w:rPr>
+          <w:lang w:val="en-IN" w:eastAsia="en-IN"/>
+        </w:rPr>
+        <w:t>    public synchronized Command take() throws InterruptedException {</w:t>
+      </w:r>
+    </w:p>
+    <w:p>
+      <w:pPr>
+        <w:rPr>
+          <w:lang w:val="en-IN" w:eastAsia="en-IN"/>
+        </w:rPr>
+      </w:pPr>
+      <w:r>
+        <w:rPr>
+          <w:lang w:val="en-IN" w:eastAsia="en-IN"/>
+        </w:rPr>
+        <w:lastRenderedPageBreak/>
+        <w:t>        while (count == 0 &amp;&amp; !closed) {</w:t>
+      </w:r>
+    </w:p>
+    <w:p>
+      <w:pPr>
+        <w:rPr>
+          <w:lang w:val="en-IN" w:eastAsia="en-IN"/>
+        </w:rPr>
+      </w:pPr>
+      <w:r>
+        <w:rPr>
+          <w:lang w:val="en-IN" w:eastAsia="en-IN"/>
+        </w:rPr>
+        <w:t>            wait();</w:t>
+      </w:r>
+    </w:p>
+    <w:p>
+      <w:pPr>
+        <w:rPr>
+          <w:lang w:val="en-IN" w:eastAsia="en-IN"/>
+        </w:rPr>
+      </w:pPr>
+      <w:r>
+        <w:rPr>
+          <w:lang w:val="en-IN" w:eastAsia="en-IN"/>
+        </w:rPr>
+        <w:t xml:space="preserve">        </w:t>
+      </w:r>
+    </w:p>
+    <w:p>
+      <w:pPr>
+        <w:rPr>
+          <w:lang w:val="en-IN" w:eastAsia="en-IN"/>
+        </w:rPr>
+      </w:pPr>
+      <w:r>
+        <w:rPr>
+          <w:lang w:val="en-IN" w:eastAsia="en-IN"/>
+        </w:rPr>
+        <w:t>        }if (count == 0) {</w:t>
+      </w:r>
+    </w:p>
+    <w:p>
+      <w:pPr>
+        <w:rPr>
+          <w:lang w:val="en-IN" w:eastAsia="en-IN"/>
+        </w:rPr>
+      </w:pPr>
+      <w:r>
+        <w:rPr>
+          <w:lang w:val="en-IN" w:eastAsia="en-IN"/>
+        </w:rPr>
+        <w:t>            return null;</w:t>
+      </w:r>
+    </w:p>
+    <w:p>
+      <w:pPr>
+        <w:rPr>
+          <w:lang w:val="en-IN" w:eastAsia="en-IN"/>
+        </w:rPr>
+      </w:pPr>
+      <w:r>
+        <w:rPr>
+          <w:lang w:val="en-IN" w:eastAsia="en-IN"/>
+        </w:rPr>
+        <w:t xml:space="preserve">        </w:t>
+      </w:r>
+    </w:p>
+    <w:p>
+      <w:pPr>
+        <w:rPr>
+          <w:lang w:val="en-IN" w:eastAsia="en-IN"/>
+        </w:rPr>
+      </w:pPr>
+      <w:r>
+        <w:rPr>
+          <w:lang w:val="en-IN" w:eastAsia="en-IN"/>
+        </w:rPr>
+        <w:t>        }Command c = buffer[head];</w:t>
+      </w:r>
+    </w:p>
+    <w:p>
+      <w:pPr>
+        <w:rPr>
+          <w:lang w:val="en-IN" w:eastAsia="en-IN"/>
+        </w:rPr>
+      </w:pPr>
+      <w:r>
+        <w:rPr>
+          <w:lang w:val="en-IN" w:eastAsia="en-IN"/>
+        </w:rPr>
+        <w:t>        head = (head + 1) % buffer.length;</w:t>
+      </w:r>
+    </w:p>
+    <w:p>
+      <w:pPr>
+        <w:rPr>
+          <w:lang w:val="en-IN" w:eastAsia="en-IN"/>
+        </w:rPr>
+      </w:pPr>
+      <w:r>
+        <w:rPr>
+          <w:lang w:val="en-IN" w:eastAsia="en-IN"/>
+        </w:rPr>
+        <w:t>        count--;</w:t>
+      </w:r>
+    </w:p>
+    <w:p>
+      <w:pPr>
+        <w:rPr>
+          <w:lang w:val="en-IN" w:eastAsia="en-IN"/>
+        </w:rPr>
+      </w:pPr>
+      <w:r>
+        <w:rPr>
+          <w:lang w:val="en-IN" w:eastAsia="en-IN"/>
+        </w:rPr>
+        <w:t>        notifyAll();</w:t>
+      </w:r>
+    </w:p>
+    <w:p>
+      <w:pPr>
+        <w:rPr>
+          <w:lang w:val="en-IN" w:eastAsia="en-IN"/>
+        </w:rPr>
+      </w:pPr>
+      <w:r>
+        <w:rPr>
+          <w:lang w:val="en-IN" w:eastAsia="en-IN"/>
+        </w:rPr>
+        <w:t>        return c;</w:t>
+      </w:r>
+    </w:p>
+    <w:p>
+      <w:pPr>
+        <w:rPr>
+          <w:lang w:val="en-IN" w:eastAsia="en-IN"/>
+        </w:rPr>
+      </w:pPr>
+      <w:r>
+        <w:rPr>
+          <w:lang w:val="en-IN" w:eastAsia="en-IN"/>
+        </w:rPr>
+        <w:t>    }</w:t>
+      </w:r>
+    </w:p>
+    <w:p>
+      <w:pPr>
+        <w:rPr>
+          <w:lang w:val="en-IN" w:eastAsia="en-IN"/>
+        </w:rPr>
+      </w:pPr>
+    </w:p>
+    <w:p>
+      <w:pPr>
+        <w:rPr>
+          <w:lang w:val="en-IN" w:eastAsia="en-IN"/>
+        </w:rPr>
+      </w:pPr>
+      <w:r>
+        <w:rPr>
+          <w:lang w:val="en-IN" w:eastAsia="en-IN"/>
+        </w:rPr>
+        <w:t>    public synchronized void close() {</w:t>
+      </w:r>
+    </w:p>
+    <w:p>
+      <w:pPr>
+        <w:rPr>
+          <w:lang w:val="en-IN" w:eastAsia="en-IN"/>
+        </w:rPr>
+      </w:pPr>
+      <w:r>
+        <w:rPr>
+          <w:lang w:val="en-IN" w:eastAsia="en-IN"/>
+        </w:rPr>
+        <w:t>        closed = true;</w:t>
+      </w:r>
+    </w:p>
+    <w:p>
+      <w:pPr>
+        <w:rPr>
+          <w:lang w:val="en-IN" w:eastAsia="en-IN"/>
+        </w:rPr>
+      </w:pPr>
+      <w:r>
+        <w:rPr>
+          <w:lang w:val="en-IN" w:eastAsia="en-IN"/>
+        </w:rPr>
+        <w:t>        notifyAll();</w:t>
+      </w:r>
+    </w:p>
+    <w:p>
+      <w:pPr>
+        <w:rPr>
+          <w:lang w:val="en-IN" w:eastAsia="en-IN"/>
+        </w:rPr>
+      </w:pPr>
+      <w:r>
+        <w:rPr>
+          <w:lang w:val="en-IN" w:eastAsia="en-IN"/>
+        </w:rPr>
+        <w:t>    }</w:t>
+      </w:r>
+    </w:p>
+    <w:p>
+      <w:pPr>
+        <w:rPr>
+          <w:lang w:val="en-IN" w:eastAsia="en-IN"/>
+        </w:rPr>
+      </w:pPr>
+      <w:r>
+        <w:rPr>
+          <w:lang w:val="en-IN" w:eastAsia="en-IN"/>
+        </w:rPr>
+        <w:t>}</w:t>
+      </w:r>
+    </w:p>
+    <w:p>
+      <w:pPr>
+        <w:rPr>
+          <w:lang w:val="en-IN" w:eastAsia="en-IN"/>
+        </w:rPr>
+      </w:pPr>
+    </w:p>
+    <w:p>
+      <w:pPr>
+        <w:rPr>
+          <w:rFonts w:ascii="Segoe UI" w:hAnsi="Segoe UI" w:cs="Segoe UI"/>
+          <w:b/>
+          <w:bCs/>
+          <w:lang w:val="en-IN"/>
+        </w:rPr>
+      </w:pPr>
+    </w:p>
+    <w:p>
+      <w:pPr>
+        <w:pStyle w:val="ListParagraph"/>
+        <w:numPr>
+          <w:ilvl w:val="0"/>
+          <w:numId w:val="4"/>
+        </w:numPr>
+        <w:rPr>
+          <w:rFonts w:ascii="Segoe UI" w:hAnsi="Segoe UI" w:cs="Segoe UI"/>
+          <w:b/>
+          <w:bCs/>
+          <w:sz w:val="32"/>
+          <w:szCs w:val="32"/>
+          <w:u w:val="single"/>
+          <w:lang w:val="en-IN"/>
+        </w:rPr>
+      </w:pPr>
+      <w:r>
+        <w:rPr>
+          <w:rFonts w:ascii="Segoe UI" w:hAnsi="Segoe UI" w:cs="Segoe UI"/>
+          <w:b/>
+          <w:bCs/>
+          <w:sz w:val="32"/>
+          <w:szCs w:val="32"/>
+          <w:u w:val="single"/>
+          <w:lang w:val="en-IN"/>
+        </w:rPr>
+        <w:t>Output:-</w:t>
+      </w:r>
+    </w:p>
+    <w:p>
+      <w:pPr>
+        <w:rPr>
+          <w:rFonts w:ascii="Segoe UI" w:hAnsi="Segoe UI" w:cs="Segoe UI"/>
+          <w:b/>
+          <w:bCs/>
+          <w:sz w:val="32"/>
+          <w:szCs w:val="32"/>
+          <w:lang w:val="en-IN"/>
+        </w:rPr>
+      </w:pPr>
+      <w:r>
+        <w:rPr>
+          <w:noProof/>
+        </w:rPr>
+        <w:drawing>
+          <wp:inline distT="0" distB="0" distL="0" distR="0" wp14:anchorId="1177B1A6" wp14:editId="37E6DE75">
+            <wp:extent cx="3638095" cy="723810"/>
+            <wp:effectExtent l="0" t="0" r="635" b="635"/>
+            <wp:docPr id="1201001647" name="Picture 1"/>
+            <wp:cNvGraphicFramePr>
+              <a:graphicFrameLocks xmlns:a="http://schemas.openxmlformats.org/drawingml/2006/main" noChangeAspect="1"/>
+            </wp:cNvGraphicFramePr>
+            <a:graphic xmlns:a="http://schemas.openxmlformats.org/drawingml/2006/main">
+              <a:graphicData uri="http://schemas.openxmlformats.org/drawingml/2006/picture">
+                <pic:pic xmlns:pic="http://schemas.openxmlformats.org/drawingml/2006/picture">
+                  <pic:nvPicPr>
+                    <pic:cNvPr id="1201001647" name=""/>
+                    <pic:cNvPicPr/>
+                  </pic:nvPicPr>
+                  <pic:blipFill>
+                    <a:blip r:embed="rId9"/>
+                    <a:stretch>
+                      <a:fillRect/>
+                    </a:stretch>
+                  </pic:blipFill>
+                  <pic:spPr>
+                    <a:xfrm>
+                      <a:off x="0" y="0"/>
+                      <a:ext cx="3638095" cy="723810"/>
+                    </a:xfrm>
+                    <a:prstGeom prst="rect">
+                      <a:avLst/>
+                    </a:prstGeom>
+                  </pic:spPr>
+                </pic:pic>
+              </a:graphicData>
+            </a:graphic>
+          </wp:inline>
+        </w:drawing>
+      </w:r>
+    </w:p>
+    <w:p>
+      <w:pPr>
+        <w:rPr>
+          <w:rFonts w:ascii="Segoe UI" w:hAnsi="Segoe UI" w:cs="Segoe UI"/>
+          <w:b/>
+          <w:bCs/>
+          <w:sz w:val="32"/>
+          <w:szCs w:val="32"/>
+          <w:lang w:val="en-IN"/>
+        </w:rPr>
+      </w:pPr>
+    </w:p>
+    <w:p>
+      <w:pPr>
+        <w:rPr>
+          <w:rFonts w:ascii="Segoe UI" w:hAnsi="Segoe UI" w:cs="Segoe UI"/>
+          <w:b/>
+          <w:bCs/>
+          <w:sz w:val="32"/>
+          <w:szCs w:val="32"/>
+          <w:lang w:val="en-IN"/>
+        </w:rPr>
+      </w:pPr>
+    </w:p>
+    <w:p>
+      <w:pPr>
+        <w:rPr>
+          <w:rFonts w:ascii="Segoe UI" w:hAnsi="Segoe UI" w:cs="Segoe UI"/>
+          <w:b/>
+          <w:bCs/>
+          <w:sz w:val="32"/>
+          <w:szCs w:val="32"/>
+          <w:lang w:val="en-IN"/>
+        </w:rPr>
+      </w:pPr>
+    </w:p>
+    <w:p>
+      <w:pPr>
+        <w:rPr>
+          <w:rFonts w:ascii="Segoe UI" w:hAnsi="Segoe UI" w:cs="Segoe UI"/>
+          <w:b/>
+          <w:bCs/>
+          <w:sz w:val="32"/>
+          <w:szCs w:val="32"/>
+          <w:lang w:val="en-IN"/>
+        </w:rPr>
+      </w:pPr>
+    </w:p>
+    <w:p>
+      <w:pPr>
+        <w:rPr>
+          <w:rFonts w:ascii="Segoe UI" w:hAnsi="Segoe UI" w:cs="Segoe UI"/>
+          <w:b/>
+          <w:bCs/>
+          <w:sz w:val="32"/>
+          <w:szCs w:val="32"/>
+          <w:lang w:val="en-IN"/>
+        </w:rPr>
+      </w:pPr>
+    </w:p>
+    <w:p>
+      <w:pPr>
+        <w:rPr>
+          <w:rFonts w:ascii="Segoe UI" w:hAnsi="Segoe UI" w:cs="Segoe UI"/>
+          <w:b/>
+          <w:bCs/>
+          <w:sz w:val="32"/>
+          <w:szCs w:val="32"/>
+          <w:lang w:val="en-IN"/>
+        </w:rPr>
+      </w:pPr>
+    </w:p>
+    <w:p>
+      <w:pPr>
+        <w:rPr>
+          <w:rFonts w:ascii="Segoe UI" w:hAnsi="Segoe UI" w:cs="Segoe UI"/>
+          <w:b/>
+          <w:bCs/>
+          <w:sz w:val="32"/>
+          <w:szCs w:val="32"/>
+          <w:lang w:val="en-IN"/>
+        </w:rPr>
+      </w:pPr>
+    </w:p>
+    <w:p>
+      <w:pPr>
+        <w:rPr>
+          <w:rFonts w:ascii="Segoe UI" w:hAnsi="Segoe UI" w:cs="Segoe UI"/>
+          <w:b/>
+          <w:bCs/>
+          <w:sz w:val="32"/>
+          <w:szCs w:val="32"/>
+          <w:lang w:val="en-IN"/>
+        </w:rPr>
+      </w:pPr>
+    </w:p>
+    <w:p>
+      <w:pPr>
+        <w:rPr>
+          <w:rFonts w:ascii="Segoe UI" w:hAnsi="Segoe UI" w:cs="Segoe UI"/>
+          <w:b/>
+          <w:bCs/>
+          <w:sz w:val="32"/>
+          <w:szCs w:val="32"/>
+          <w:lang w:val="en-IN"/>
+        </w:rPr>
+      </w:pPr>
+    </w:p>
+    <w:p>
+      <w:pPr>
+        <w:rPr>
+          <w:rFonts w:ascii="Segoe UI" w:hAnsi="Segoe UI" w:cs="Segoe UI"/>
+          <w:b/>
+          <w:bCs/>
+          <w:sz w:val="32"/>
+          <w:szCs w:val="32"/>
+          <w:lang w:val="en-IN"/>
+        </w:rPr>
+      </w:pPr>
+    </w:p>
+    <w:p>
+      <w:pPr>
+        <w:rPr>
+          <w:rFonts w:ascii="Segoe UI" w:hAnsi="Segoe UI" w:cs="Segoe UI"/>
+          <w:b/>
+          <w:bCs/>
+          <w:sz w:val="32"/>
+          <w:szCs w:val="32"/>
+          <w:lang w:val="en-IN"/>
+        </w:rPr>
+      </w:pPr>
+    </w:p>
+    <w:p>
+      <w:pPr>
+        <w:rPr>
+          <w:rFonts w:ascii="Segoe UI" w:hAnsi="Segoe UI" w:cs="Segoe UI"/>
+          <w:b/>
+          <w:bCs/>
+          <w:sz w:val="32"/>
+          <w:szCs w:val="32"/>
+          <w:lang w:val="en-IN"/>
+        </w:rPr>
+      </w:pPr>
+    </w:p>
+    <w:p>
+      <w:pPr>
+        <w:rPr>
+          <w:rFonts w:ascii="Segoe UI" w:hAnsi="Segoe UI" w:cs="Segoe UI"/>
+          <w:b/>
+          <w:bCs/>
+          <w:sz w:val="32"/>
+          <w:szCs w:val="32"/>
+          <w:lang w:val="en-IN"/>
+        </w:rPr>
+      </w:pPr>
+    </w:p>
+    <w:p>
+      <w:pPr>
+        <w:rPr>
+          <w:rFonts w:ascii="Segoe UI" w:hAnsi="Segoe UI" w:cs="Segoe UI"/>
+          <w:b/>
+          <w:bCs/>
+          <w:sz w:val="32"/>
+          <w:szCs w:val="32"/>
+          <w:lang w:val="en-IN"/>
+        </w:rPr>
+      </w:pPr>
+    </w:p>
+    <w:p>
+      <w:pPr>
+        <w:rPr>
+          <w:rFonts w:ascii="Segoe UI" w:hAnsi="Segoe UI" w:cs="Segoe UI"/>
+          <w:b/>
+          <w:bCs/>
+          <w:sz w:val="32"/>
+          <w:szCs w:val="32"/>
+          <w:lang w:val="en-IN"/>
+        </w:rPr>
+      </w:pPr>
+    </w:p>
+    <w:p>
+      <w:pPr>
+        <w:rPr>
+          <w:rFonts w:ascii="Segoe UI" w:hAnsi="Segoe UI" w:cs="Segoe UI"/>
+          <w:b/>
+          <w:bCs/>
+          <w:sz w:val="32"/>
+          <w:szCs w:val="32"/>
+          <w:lang w:val="en-IN"/>
+        </w:rPr>
+      </w:pPr>
+    </w:p>
+    <w:p>
+      <w:pPr>
+        <w:rPr>
+          <w:rFonts w:ascii="Segoe UI" w:hAnsi="Segoe UI" w:cs="Segoe UI"/>
+          <w:b/>
+          <w:bCs/>
+          <w:sz w:val="32"/>
+          <w:szCs w:val="32"/>
+          <w:lang w:val="en-IN"/>
+        </w:rPr>
+      </w:pPr>
+    </w:p>
+    <w:p>
+      <w:pPr>
+        <w:rPr>
+          <w:rFonts w:ascii="Segoe UI" w:hAnsi="Segoe UI" w:cs="Segoe UI"/>
+          <w:b/>
+          <w:bCs/>
+          <w:sz w:val="32"/>
+          <w:szCs w:val="32"/>
+          <w:lang w:val="en-IN"/>
+        </w:rPr>
+      </w:pPr>
+    </w:p>
+    <w:p>
+      <w:pPr>
+        <w:rPr>
+          <w:rFonts w:ascii="Segoe UI" w:hAnsi="Segoe UI" w:cs="Segoe UI"/>
+          <w:b/>
+          <w:bCs/>
+          <w:sz w:val="32"/>
+          <w:szCs w:val="32"/>
+          <w:lang w:val="en-IN"/>
+        </w:rPr>
+      </w:pPr>
+    </w:p>
+    <w:p>
+      <w:pPr>
+        <w:rPr>
+          <w:rFonts w:ascii="Segoe UI" w:hAnsi="Segoe UI" w:cs="Segoe UI"/>
+          <w:b/>
+          <w:bCs/>
+          <w:sz w:val="32"/>
+          <w:szCs w:val="32"/>
+          <w:lang w:val="en-IN"/>
+        </w:rPr>
+      </w:pPr>
+    </w:p>
+    <w:p>
+      <w:pPr>
+        <w:rPr>
+          <w:rFonts w:ascii="Segoe UI" w:hAnsi="Segoe UI" w:cs="Segoe UI"/>
+          <w:b/>
+          <w:bCs/>
+          <w:sz w:val="28"/>
+          <w:szCs w:val="28"/>
+        </w:rPr>
+      </w:pPr>
+      <w:r>
+        <w:rPr>
+          <w:rFonts w:ascii="Segoe UI" w:hAnsi="Segoe UI" w:cs="Segoe UI"/>
+          <w:b/>
+          <w:bCs/>
+          <w:sz w:val="28"/>
+          <w:szCs w:val="28"/>
+        </w:rPr>
         <w:t>Learning Outcome:</w:t>
       </w:r>
     </w:p>
@@ -4424,39 +3854,7 @@
           <w:rFonts w:ascii="Segoe UI" w:hAnsi="Segoe UI" w:cs="Segoe UI"/>
           <w:lang w:val="en-IN"/>
         </w:rPr>
-        <w:t xml:space="preserve">Implement thread synchronization using synchronized, </w:t>
-      </w:r>
-      <w:proofErr w:type="gramStart"/>
-      <w:r>
-        <w:rPr>
-          <w:rFonts w:ascii="Segoe UI" w:hAnsi="Segoe UI" w:cs="Segoe UI"/>
-          <w:lang w:val="en-IN"/>
-        </w:rPr>
-        <w:t>wait(</w:t>
-      </w:r>
-      <w:proofErr w:type="gramEnd"/>
-      <w:r>
-        <w:rPr>
-          <w:rFonts w:ascii="Segoe UI" w:hAnsi="Segoe UI" w:cs="Segoe UI"/>
-          <w:lang w:val="en-IN"/>
-        </w:rPr>
-        <w:t xml:space="preserve">), and </w:t>
-      </w:r>
-      <w:proofErr w:type="gramStart"/>
-      <w:r>
-        <w:rPr>
-          <w:rFonts w:ascii="Segoe UI" w:hAnsi="Segoe UI" w:cs="Segoe UI"/>
-          <w:lang w:val="en-IN"/>
-        </w:rPr>
-        <w:t>notify(</w:t>
-      </w:r>
-      <w:proofErr w:type="gramEnd"/>
-      <w:r>
-        <w:rPr>
-          <w:rFonts w:ascii="Segoe UI" w:hAnsi="Segoe UI" w:cs="Segoe UI"/>
-          <w:lang w:val="en-IN"/>
-        </w:rPr>
-        <w:t>).</w:t>
+        <w:t>Implement thread synchronization using synchronized, wait(), and notify().</w:t>
       </w:r>
     </w:p>
     <w:p>
@@ -4525,6 +3923,7 @@
           <w:rFonts w:ascii="Segoe UI" w:hAnsi="Segoe UI" w:cs="Segoe UI"/>
           <w:lang w:val="en-IN"/>
         </w:rPr>
+        <w:lastRenderedPageBreak/>
         <w:t xml:space="preserve">Prevent deadlocks by following a consistent lock-ordering strategy, such as locking the account with the smaller account number first. </w:t>
       </w:r>
     </w:p>
@@ -4632,8 +4031,8 @@
       </w:r>
     </w:p>
     <w:sectPr>
-      <w:headerReference w:type="default" r:id="rId9"/>
-      <w:footerReference w:type="default" r:id="rId10"/>
+      <w:headerReference w:type="default" r:id="rId10"/>
+      <w:footerReference w:type="default" r:id="rId11"/>
       <w:pgSz w:w="11906" w:h="16838"/>
       <w:pgMar w:top="1440" w:right="1440" w:bottom="1440" w:left="1440" w:header="708" w:footer="708" w:gutter="0"/>
       <w:cols w:space="708"/>
@@ -5237,9 +4636,9 @@
     </w:lvl>
   </w:abstractNum>
   <w:abstractNum w:abstractNumId="1" w15:restartNumberingAfterBreak="0">
-    <w:nsid w:val="4E874405"/>
+    <w:nsid w:val="4DB43EF5"/>
     <w:multiLevelType w:val="hybridMultilevel"/>
-    <w:tmpl w:val="520023D6"/>
+    <w:tmpl w:val="0CD4A1B8"/>
     <w:lvl w:ilvl="0" w:tplc="40090001">
       <w:start w:val="1"/>
       <w:numFmt w:val="bullet"/>
@@ -5350,9 +4749,9 @@
     </w:lvl>
   </w:abstractNum>
   <w:abstractNum w:abstractNumId="2" w15:restartNumberingAfterBreak="0">
-    <w:nsid w:val="698C69DB"/>
+    <w:nsid w:val="4E874405"/>
     <w:multiLevelType w:val="hybridMultilevel"/>
-    <w:tmpl w:val="6E702758"/>
+    <w:tmpl w:val="520023D6"/>
     <w:lvl w:ilvl="0" w:tplc="40090001">
       <w:start w:val="1"/>
       <w:numFmt w:val="bullet"/>
@@ -5462,13 +4861,129 @@
       </w:rPr>
     </w:lvl>
   </w:abstractNum>
+  <w:abstractNum w:abstractNumId="3" w15:restartNumberingAfterBreak="0">
+    <w:nsid w:val="698C69DB"/>
+    <w:multiLevelType w:val="hybridMultilevel"/>
+    <w:tmpl w:val="6E702758"/>
+    <w:lvl w:ilvl="0" w:tplc="40090001">
+      <w:start w:val="1"/>
+      <w:numFmt w:val="bullet"/>
+      <w:lvlText w:val=""/>
+      <w:lvlJc w:val="left"/>
+      <w:pPr>
+        <w:ind w:left="720" w:hanging="360"/>
+      </w:pPr>
+      <w:rPr>
+        <w:rFonts w:ascii="Symbol" w:hAnsi="Symbol" w:hint="default"/>
+      </w:rPr>
+    </w:lvl>
+    <w:lvl w:ilvl="1" w:tplc="40090003" w:tentative="1">
+      <w:start w:val="1"/>
+      <w:numFmt w:val="bullet"/>
+      <w:lvlText w:val="o"/>
+      <w:lvlJc w:val="left"/>
+      <w:pPr>
+        <w:ind w:left="1440" w:hanging="360"/>
+      </w:pPr>
+      <w:rPr>
+        <w:rFonts w:ascii="Courier New" w:hAnsi="Courier New" w:cs="Courier New" w:hint="default"/>
+      </w:rPr>
+    </w:lvl>
+    <w:lvl w:ilvl="2" w:tplc="40090005" w:tentative="1">
+      <w:start w:val="1"/>
+      <w:numFmt w:val="bullet"/>
+      <w:lvlText w:val=""/>
+      <w:lvlJc w:val="left"/>
+      <w:pPr>
+        <w:ind w:left="2160" w:hanging="360"/>
+      </w:pPr>
+      <w:rPr>
+        <w:rFonts w:ascii="Wingdings" w:hAnsi="Wingdings" w:hint="default"/>
+      </w:rPr>
+    </w:lvl>
+    <w:lvl w:ilvl="3" w:tplc="40090001" w:tentative="1">
+      <w:start w:val="1"/>
+      <w:numFmt w:val="bullet"/>
+      <w:lvlText w:val=""/>
+      <w:lvlJc w:val="left"/>
+      <w:pPr>
+        <w:ind w:left="2880" w:hanging="360"/>
+      </w:pPr>
+      <w:rPr>
+        <w:rFonts w:ascii="Symbol" w:hAnsi="Symbol" w:hint="default"/>
+      </w:rPr>
+    </w:lvl>
+    <w:lvl w:ilvl="4" w:tplc="40090003" w:tentative="1">
+      <w:start w:val="1"/>
+      <w:numFmt w:val="bullet"/>
+      <w:lvlText w:val="o"/>
+      <w:lvlJc w:val="left"/>
+      <w:pPr>
+        <w:ind w:left="3600" w:hanging="360"/>
+      </w:pPr>
+      <w:rPr>
+        <w:rFonts w:ascii="Courier New" w:hAnsi="Courier New" w:cs="Courier New" w:hint="default"/>
+      </w:rPr>
+    </w:lvl>
+    <w:lvl w:ilvl="5" w:tplc="40090005" w:tentative="1">
+      <w:start w:val="1"/>
+      <w:numFmt w:val="bullet"/>
+      <w:lvlText w:val=""/>
+      <w:lvlJc w:val="left"/>
+      <w:pPr>
+        <w:ind w:left="4320" w:hanging="360"/>
+      </w:pPr>
+      <w:rPr>
+        <w:rFonts w:ascii="Wingdings" w:hAnsi="Wingdings" w:hint="default"/>
+      </w:rPr>
+    </w:lvl>
+    <w:lvl w:ilvl="6" w:tplc="40090001" w:tentative="1">
+      <w:start w:val="1"/>
+      <w:numFmt w:val="bullet"/>
+      <w:lvlText w:val=""/>
+      <w:lvlJc w:val="left"/>
+      <w:pPr>
+        <w:ind w:left="5040" w:hanging="360"/>
+      </w:pPr>
+      <w:rPr>
+        <w:rFonts w:ascii="Symbol" w:hAnsi="Symbol" w:hint="default"/>
+      </w:rPr>
+    </w:lvl>
+    <w:lvl w:ilvl="7" w:tplc="40090003" w:tentative="1">
+      <w:start w:val="1"/>
+      <w:numFmt w:val="bullet"/>
+      <w:lvlText w:val="o"/>
+      <w:lvlJc w:val="left"/>
+      <w:pPr>
+        <w:ind w:left="5760" w:hanging="360"/>
+      </w:pPr>
+      <w:rPr>
+        <w:rFonts w:ascii="Courier New" w:hAnsi="Courier New" w:cs="Courier New" w:hint="default"/>
+      </w:rPr>
+    </w:lvl>
+    <w:lvl w:ilvl="8" w:tplc="40090005" w:tentative="1">
+      <w:start w:val="1"/>
+      <w:numFmt w:val="bullet"/>
+      <w:lvlText w:val=""/>
+      <w:lvlJc w:val="left"/>
+      <w:pPr>
+        <w:ind w:left="6480" w:hanging="360"/>
+      </w:pPr>
+      <w:rPr>
+        <w:rFonts w:ascii="Wingdings" w:hAnsi="Wingdings" w:hint="default"/>
+      </w:rPr>
+    </w:lvl>
+  </w:abstractNum>
   <w:num w:numId="1" w16cid:durableId="143857535">
     <w:abstractNumId w:val="0"/>
   </w:num>
   <w:num w:numId="2" w16cid:durableId="684747168">
+    <w:abstractNumId w:val="3"/>
+  </w:num>
+  <w:num w:numId="3" w16cid:durableId="1486703489">
     <w:abstractNumId w:val="2"/>
   </w:num>
-  <w:num w:numId="3" w16cid:durableId="1486703489">
+  <w:num w:numId="4" w16cid:durableId="1257518345">
     <w:abstractNumId w:val="1"/>
   </w:num>
 </w:numbering>
@@ -6070,6 +5585,7 @@
   <w:style w:type="character" w:default="1" w:styleId="DefaultParagraphFont">
     <w:name w:val="Default Paragraph Font"/>
     <w:uiPriority w:val="1"/>
+    <w:semiHidden/>
     <w:unhideWhenUsed/>
   </w:style>
   <w:style w:type="table" w:default="1" w:styleId="TableNormal">
